--- a/Publisher_Ready_Curriculum/01_Physics_East_Meadow_Refactor/01_Kinematics/08_Horizontal_Projectile_Motion/Teacher_Guide.docx
+++ b/Publisher_Ready_Curriculum/01_Physics_East_Meadow_Refactor/01_Kinematics/08_Horizontal_Projectile_Motion/Teacher_Guide.docx
@@ -2,7 +2,7 @@
 <file path=word/document.xml><?xml version="1.0" encoding="utf-8"?>
 <w:document xmlns:w="http://schemas.openxmlformats.org/wordprocessingml/2006/main" xmlns:m="http://schemas.openxmlformats.org/officeDocument/2006/math" xmlns:r="http://schemas.openxmlformats.org/officeDocument/2006/relationships" xmlns:o="urn:schemas-microsoft-com:office:office" xmlns:v="urn:schemas-microsoft-com:vml" xmlns:w10="urn:schemas-microsoft-com:office:word" xmlns:a="http://schemas.openxmlformats.org/drawingml/2006/main" xmlns:pic="http://schemas.openxmlformats.org/drawingml/2006/picture" xmlns:wp="http://schemas.openxmlformats.org/drawingml/2006/wordprocessingDrawing">
   <w:body>
-    <w:bookmarkStart w:id="32" w:name="X90edf4965fd8f0e48ef7754c54c0d09e722c454"/>
+    <w:bookmarkStart w:id="44" w:name="X90edf4965fd8f0e48ef7754c54c0d09e722c454"/>
     <w:p>
       <w:pPr>
         <w:pStyle w:val="Heading1"/>
@@ -41,7 +41,14 @@
         <w:t xml:space="preserve"> </w:t>
       </w:r>
       <w:r>
-        <w:t xml:space="preserve">Strategy chips: BTC, HOCHMAN</w:t>
+        <w:t xml:space="preserve">Strategy chips: BTC · HOCHMAN</w:t>
+      </w:r>
+    </w:p>
+    <w:p>
+      <w:r>
+        <w:pict>
+          <v:rect style="width:0;height:1.5pt" o:hralign="center" o:hrstd="t" o:hr="t"/>
+        </w:pict>
       </w:r>
     </w:p>
     <w:bookmarkEnd w:id="9"/>
@@ -254,36 +261,330 @@
         <w:pStyle w:val="FirstParagraph"/>
       </w:pPr>
       <w:r>
-        <w:t xml:space="preserve">(No assessment curated for this row — teacher discretion. Exit ticket below serves as the formative check.)</w:t>
+        <w:t xml:space="preserve">(No assessment curated for this row — teacher discretion. Exit ticket below + the design-challenge product serve as formative checks.)</w:t>
+      </w:r>
+    </w:p>
+    <w:p>
+      <w:r>
+        <w:pict>
+          <v:rect style="width:0;height:1.5pt" o:hralign="center" o:hrstd="t" o:hr="t"/>
+        </w:pict>
       </w:r>
     </w:p>
     <w:bookmarkEnd w:id="17"/>
     <w:bookmarkEnd w:id="18"/>
-    <w:bookmarkStart w:id="19" w:name="ccc-focus"/>
+    <w:bookmarkStart w:id="19" w:name="lesson-overview"/>
     <w:p>
       <w:pPr>
         <w:pStyle w:val="Heading2"/>
       </w:pPr>
       <w:r>
-        <w:t xml:space="preserve">CCC Focus</w:t>
+        <w:t xml:space="preserve">Lesson Overview</w:t>
       </w:r>
     </w:p>
+    <w:tbl>
+      <w:tblPr>
+        <w:tblStyle w:val="Table"/>
+        <w:tblW w:type="pct" w:w="5000"/>
+        <w:tblLayout w:type="fixed"/>
+        <w:tblLook w:firstRow="0" w:lastRow="0" w:firstColumn="0" w:lastColumn="0" w:noHBand="0" w:noVBand="0" w:val="0000"/>
+      </w:tblPr>
+      <w:tblGrid>
+        <w:gridCol w:w="3960"/>
+        <w:gridCol w:w="3960"/>
+      </w:tblGrid>
+      <w:tr>
+        <w:tc>
+          <w:tcPr/>
+          <w:p>
+            <w:pPr>
+              <w:pStyle w:val="Compact"/>
+            </w:pPr>
+            <w:r>
+              <w:rPr>
+                <w:b/>
+                <w:bCs/>
+              </w:rPr>
+              <w:t xml:space="preserve">Duration</w:t>
+            </w:r>
+          </w:p>
+        </w:tc>
+        <w:tc>
+          <w:tcPr/>
+          <w:p>
+            <w:pPr>
+              <w:pStyle w:val="Compact"/>
+            </w:pPr>
+            <w:r>
+              <w:t xml:space="preserve">42 minutes (1 period; consider double-period day so the BTC plus Hochman can both land)</w:t>
+            </w:r>
+          </w:p>
+        </w:tc>
+      </w:tr>
+      <w:tr>
+        <w:tc>
+          <w:tcPr/>
+          <w:p>
+            <w:pPr>
+              <w:pStyle w:val="Compact"/>
+            </w:pPr>
+            <w:r>
+              <w:rPr>
+                <w:b/>
+                <w:bCs/>
+              </w:rPr>
+              <w:t xml:space="preserve">NYSSLS link</w:t>
+            </w:r>
+          </w:p>
+        </w:tc>
+        <w:tc>
+          <w:tcPr/>
+          <w:p>
+            <w:pPr>
+              <w:pStyle w:val="Compact"/>
+            </w:pPr>
+            <w:r>
+              <w:t xml:space="preserve">HS-PS2-1 (x-y independence)</w:t>
+            </w:r>
+          </w:p>
+        </w:tc>
+      </w:tr>
+      <w:tr>
+        <w:tc>
+          <w:tcPr/>
+          <w:p>
+            <w:pPr>
+              <w:pStyle w:val="Compact"/>
+            </w:pPr>
+            <w:r>
+              <w:rPr>
+                <w:b/>
+                <w:bCs/>
+              </w:rPr>
+              <w:t xml:space="preserve">CCC focus</w:t>
+            </w:r>
+          </w:p>
+        </w:tc>
+        <w:tc>
+          <w:tcPr/>
+          <w:p>
+            <w:pPr>
+              <w:pStyle w:val="Compact"/>
+            </w:pPr>
+            <w:r>
+              <w:t xml:space="preserve">Cause and Effect — the</w:t>
+            </w:r>
+            <w:r>
+              <w:t xml:space="preserve"> </w:t>
+            </w:r>
+            <w:r>
+              <w:rPr>
+                <w:i/>
+                <w:iCs/>
+              </w:rPr>
+              <w:t xml:space="preserve">cause</w:t>
+            </w:r>
+            <w:r>
+              <w:t xml:space="preserve"> </w:t>
+            </w:r>
+            <w:r>
+              <w:t xml:space="preserve">of simultaneous landing is that gravity acts only on the y-component of motion. The</w:t>
+            </w:r>
+            <w:r>
+              <w:t xml:space="preserve"> </w:t>
+            </w:r>
+            <w:r>
+              <w:rPr>
+                <w:i/>
+                <w:iCs/>
+              </w:rPr>
+              <w:t xml:space="preserve">effect</w:t>
+            </w:r>
+            <w:r>
+              <w:t xml:space="preserve"> </w:t>
+            </w:r>
+            <w:r>
+              <w:t xml:space="preserve">is that horizontal velocity does not affect fall time.</w:t>
+            </w:r>
+          </w:p>
+        </w:tc>
+      </w:tr>
+      <w:tr>
+        <w:tc>
+          <w:tcPr/>
+          <w:p>
+            <w:pPr>
+              <w:pStyle w:val="Compact"/>
+            </w:pPr>
+            <w:r>
+              <w:rPr>
+                <w:b/>
+                <w:bCs/>
+              </w:rPr>
+              <w:t xml:space="preserve">Strategy chips</w:t>
+            </w:r>
+          </w:p>
+        </w:tc>
+        <w:tc>
+          <w:tcPr/>
+          <w:p>
+            <w:pPr>
+              <w:pStyle w:val="Compact"/>
+            </w:pPr>
+            <w:r>
+              <w:t xml:space="preserve">BTC (thin-slicing) + HOCHMAN (paragraph topic-sentence)</w:t>
+            </w:r>
+          </w:p>
+        </w:tc>
+      </w:tr>
+      <w:tr>
+        <w:tc>
+          <w:tcPr/>
+          <w:p>
+            <w:pPr>
+              <w:pStyle w:val="Compact"/>
+            </w:pPr>
+            <w:r>
+              <w:rPr>
+                <w:b/>
+                <w:bCs/>
+              </w:rPr>
+              <w:t xml:space="preserve">Materials</w:t>
+            </w:r>
+          </w:p>
+        </w:tc>
+        <w:tc>
+          <w:tcPr/>
+          <w:p>
+            <w:pPr>
+              <w:pStyle w:val="Compact"/>
+            </w:pPr>
+            <w:r>
+              <w:t xml:space="preserve">Whiteboards / chart paper at standing height (4 stations); markers; deck of cards (random groups); printed thin-slicing task cards (4 levels per station); printed Hochman paragraph organizer (one per student); access to the interactive on devices.</w:t>
+            </w:r>
+          </w:p>
+        </w:tc>
+      </w:tr>
+      <w:tr>
+        <w:tc>
+          <w:tcPr/>
+          <w:p>
+            <w:pPr>
+              <w:pStyle w:val="Compact"/>
+            </w:pPr>
+            <w:r>
+              <w:rPr>
+                <w:b/>
+                <w:bCs/>
+              </w:rPr>
+              <w:t xml:space="preserve">Safety</w:t>
+            </w:r>
+          </w:p>
+        </w:tc>
+        <w:tc>
+          <w:tcPr/>
+          <w:p>
+            <w:pPr>
+              <w:pStyle w:val="Compact"/>
+            </w:pPr>
+            <w:r>
+              <w:t xml:space="preserve">None.</w:t>
+            </w:r>
+          </w:p>
+        </w:tc>
+      </w:tr>
+      <w:tr>
+        <w:tc>
+          <w:tcPr/>
+          <w:p>
+            <w:pPr>
+              <w:pStyle w:val="Compact"/>
+            </w:pPr>
+            <w:r>
+              <w:rPr>
+                <w:b/>
+                <w:bCs/>
+              </w:rPr>
+              <w:t xml:space="preserve">Prior knowledge</w:t>
+            </w:r>
+          </w:p>
+        </w:tc>
+        <w:tc>
+          <w:tcPr/>
+          <w:p>
+            <w:pPr>
+              <w:pStyle w:val="Compact"/>
+            </w:pPr>
+            <w:r>
+              <w:t xml:space="preserve">Lessons 01 (vectors → components), 06–07 (freefall, vertical projectiles).</w:t>
+            </w:r>
+          </w:p>
+        </w:tc>
+      </w:tr>
+    </w:tbl>
     <w:p>
       <w:pPr>
-        <w:pStyle w:val="FirstParagraph"/>
+        <w:pStyle w:val="BodyText"/>
       </w:pPr>
       <w:r>
         <w:rPr>
           <w:b/>
           <w:bCs/>
         </w:rPr>
-        <w:t xml:space="preserve">Cause and Effect</w:t>
-      </w:r>
-      <w:r>
-        <w:t xml:space="preserve"> </w:t>
-      </w:r>
-      <w:r>
-        <w:t xml:space="preserve">—</w:t>
+        <w:t xml:space="preserve">Lesson objectives — students can:</w:t>
+      </w:r>
+    </w:p>
+    <w:p>
+      <w:pPr>
+        <w:pStyle w:val="Compact"/>
+        <w:numPr>
+          <w:ilvl w:val="0"/>
+          <w:numId w:val="1003"/>
+        </w:numPr>
+      </w:pPr>
+      <w:r>
+        <w:t xml:space="preserve">Explain why the horizontal velocity of a projectile does not change the fall time (in the absence of air resistance).</w:t>
+      </w:r>
+    </w:p>
+    <w:p>
+      <w:pPr>
+        <w:pStyle w:val="Compact"/>
+        <w:numPr>
+          <w:ilvl w:val="0"/>
+          <w:numId w:val="1003"/>
+        </w:numPr>
+      </w:pPr>
+      <w:r>
+        <w:t xml:space="preserve">Calculate the time-to-fall and the horizontal range for a projectile launched horizontally from a height.</w:t>
+      </w:r>
+    </w:p>
+    <w:p>
+      <w:pPr>
+        <w:pStyle w:val="Compact"/>
+        <w:numPr>
+          <w:ilvl w:val="0"/>
+          <w:numId w:val="1003"/>
+        </w:numPr>
+      </w:pPr>
+      <w:r>
+        <w:t xml:space="preserve">Write a 3-sentence paragraph (with a topic sentence) explaining why fall time depends only on the launch height.</w:t>
+      </w:r>
+    </w:p>
+    <w:p>
+      <w:r>
+        <w:pict>
+          <v:rect style="width:0;height:1.5pt" o:hralign="center" o:hrstd="t" o:hr="t"/>
+        </w:pict>
+      </w:r>
+    </w:p>
+    <w:bookmarkEnd w:id="19"/>
+    <w:bookmarkStart w:id="24" w:name="phase-1-engage-0-12-min"/>
+    <w:p>
+      <w:pPr>
+        <w:pStyle w:val="Heading2"/>
+      </w:pPr>
+      <w:r>
+        <w:t xml:space="preserve">Phase 1 · Engage</w:t>
       </w:r>
       <w:r>
         <w:t xml:space="preserve"> </w:t>
@@ -293,13 +594,288 @@
           <w:i/>
           <w:iCs/>
         </w:rPr>
-        <w:t xml:space="preserve">the cause</w:t>
+        <w:t xml:space="preserve">(0 – 12 min)</w:t>
+      </w:r>
+    </w:p>
+    <w:bookmarkStart w:id="20" w:name="min-opening-connection-sel"/>
+    <w:p>
+      <w:pPr>
+        <w:pStyle w:val="Heading3"/>
+      </w:pPr>
+      <w:r>
+        <w:t xml:space="preserve">0–3 min · Opening Connection (SEL)</w:t>
+      </w:r>
+    </w:p>
+    <w:p>
+      <w:pPr>
+        <w:pStyle w:val="FirstParagraph"/>
+      </w:pPr>
+      <w:r>
+        <w:t xml:space="preserve">Quick check-in. 60–90 seconds.</w:t>
+      </w:r>
+    </w:p>
+    <w:bookmarkEnd w:id="20"/>
+    <w:bookmarkStart w:id="21" w:name="X32919c15771c6533e301a4955f082f0c0e70f83"/>
+    <w:p>
+      <w:pPr>
+        <w:pStyle w:val="Heading3"/>
+      </w:pPr>
+      <w:r>
+        <w:t xml:space="preserve">3–8 min · Phenomenon hook — MythBusters bullet experiment</w:t>
+      </w:r>
+    </w:p>
+    <w:p>
+      <w:pPr>
+        <w:pStyle w:val="FirstParagraph"/>
+      </w:pPr>
+      <w:r>
+        <w:rPr>
+          <w:b/>
+          <w:bCs/>
+        </w:rPr>
+        <w:t xml:space="preserve">Teacher actions.</w:t>
       </w:r>
       <w:r>
         <w:t xml:space="preserve"> </w:t>
       </w:r>
       <w:r>
-        <w:t xml:space="preserve">of the simultaneous landing is that gravity acts only on the y-component of motion.</w:t>
+        <w:t xml:space="preserve">Play the</w:t>
+      </w:r>
+      <w:r>
+        <w:t xml:space="preserve"> </w:t>
+      </w:r>
+      <w:hyperlink r:id="rId11">
+        <w:r>
+          <w:rPr>
+            <w:rStyle w:val="Hyperlink"/>
+          </w:rPr>
+          <w:t xml:space="preserve">MythBusters Bullet Fired vs. Bullet Dropped</w:t>
+        </w:r>
+      </w:hyperlink>
+      <w:r>
+        <w:t xml:space="preserve"> </w:t>
+      </w:r>
+      <w:r>
+        <w:t xml:space="preserve">clip — about 2 minutes. The experiment: two bullets released at exactly the same instant from the same height, one fired horizontally, one simply dropped. They land simultaneously.</w:t>
+      </w:r>
+    </w:p>
+    <w:p>
+      <w:pPr>
+        <w:pStyle w:val="BodyText"/>
+      </w:pPr>
+      <w:r>
+        <w:rPr>
+          <w:b/>
+          <w:bCs/>
+        </w:rPr>
+        <w:t xml:space="preserve">Sample teacher language:</w:t>
+      </w:r>
+    </w:p>
+    <w:p>
+      <w:pPr>
+        <w:pStyle w:val="BlockText"/>
+      </w:pPr>
+      <w:r>
+        <w:t xml:space="preserve">“Watch this. Predict before they show the result: which bullet hits the ground first — the one fired horizontally, or the one simply dropped?”</w:t>
+      </w:r>
+    </w:p>
+    <w:p>
+      <w:pPr>
+        <w:pStyle w:val="FirstParagraph"/>
+      </w:pPr>
+      <w:r>
+        <w:t xml:space="preserve">Pause for predictions. Take a quick show-of-hands count:</w:t>
+      </w:r>
+      <w:r>
+        <w:t xml:space="preserve"> </w:t>
+      </w:r>
+      <w:r>
+        <w:t xml:space="preserve">“fired”</w:t>
+      </w:r>
+      <w:r>
+        <w:t xml:space="preserve"> </w:t>
+      </w:r>
+      <w:r>
+        <w:t xml:space="preserve">vs. </w:t>
+      </w:r>
+      <w:r>
+        <w:t xml:space="preserve">“dropped”</w:t>
+      </w:r>
+      <w:r>
+        <w:t xml:space="preserve"> </w:t>
+      </w:r>
+      <w:r>
+        <w:t xml:space="preserve">vs. </w:t>
+      </w:r>
+      <w:r>
+        <w:t xml:space="preserve">“same time.”</w:t>
+      </w:r>
+      <w:r>
+        <w:t xml:space="preserve"> </w:t>
+      </w:r>
+      <w:r>
+        <w:t xml:space="preserve">Most classes split heavily toward</w:t>
+      </w:r>
+      <w:r>
+        <w:t xml:space="preserve"> </w:t>
+      </w:r>
+      <w:r>
+        <w:t xml:space="preserve">“fired”</w:t>
+      </w:r>
+      <w:r>
+        <w:t xml:space="preserve"> </w:t>
+      </w:r>
+      <w:r>
+        <w:t xml:space="preserve">(because the bullet is moving fast — surely it stays aloft longer?). Reveal the result.</w:t>
+      </w:r>
+    </w:p>
+    <w:p>
+      <w:pPr>
+        <w:pStyle w:val="BodyText"/>
+      </w:pPr>
+      <w:r>
+        <w:rPr>
+          <w:b/>
+          <w:bCs/>
+        </w:rPr>
+        <w:t xml:space="preserve">Anticipated student responses:</w:t>
+      </w:r>
+    </w:p>
+    <w:p>
+      <w:pPr>
+        <w:pStyle w:val="Compact"/>
+        <w:numPr>
+          <w:ilvl w:val="0"/>
+          <w:numId w:val="1004"/>
+        </w:numPr>
+      </w:pPr>
+      <w:r>
+        <w:t xml:space="preserve">“That’s not possible”</w:t>
+      </w:r>
+      <w:r>
+        <w:t xml:space="preserve"> </w:t>
+      </w:r>
+      <w:r>
+        <w:t xml:space="preserve">— surface; the result IS counterintuitive.</w:t>
+      </w:r>
+    </w:p>
+    <w:p>
+      <w:pPr>
+        <w:pStyle w:val="Compact"/>
+        <w:numPr>
+          <w:ilvl w:val="0"/>
+          <w:numId w:val="1004"/>
+        </w:numPr>
+      </w:pPr>
+      <w:r>
+        <w:t xml:space="preserve">“The fired bullet must somehow gain altitude”</w:t>
+      </w:r>
+      <w:r>
+        <w:t xml:space="preserve"> </w:t>
+      </w:r>
+      <w:r>
+        <w:t xml:space="preserve">— productive misconception.</w:t>
+      </w:r>
+    </w:p>
+    <w:p>
+      <w:pPr>
+        <w:pStyle w:val="Compact"/>
+        <w:numPr>
+          <w:ilvl w:val="0"/>
+          <w:numId w:val="1004"/>
+        </w:numPr>
+      </w:pPr>
+      <w:r>
+        <w:t xml:space="preserve">“Gravity is the only force in the y-direction”</w:t>
+      </w:r>
+      <w:r>
+        <w:t xml:space="preserve"> </w:t>
+      </w:r>
+      <w:r>
+        <w:t xml:space="preserve">— perfect insight; surface for the class.</w:t>
+      </w:r>
+    </w:p>
+    <w:bookmarkEnd w:id="21"/>
+    <w:bookmarkStart w:id="22" w:name="min-notice-wonder-turn-and-talk-1"/>
+    <w:p>
+      <w:pPr>
+        <w:pStyle w:val="Heading3"/>
+      </w:pPr>
+      <w:r>
+        <w:t xml:space="preserve">8–12 min · Notice &amp; Wonder + Turn-and-Talk #1</w:t>
+      </w:r>
+    </w:p>
+    <w:p>
+      <w:pPr>
+        <w:pStyle w:val="FirstParagraph"/>
+      </w:pPr>
+      <w:r>
+        <w:t xml:space="preserve">Capture two columns. Then:</w:t>
+      </w:r>
+    </w:p>
+    <w:p>
+      <w:pPr>
+        <w:pStyle w:val="BlockText"/>
+      </w:pPr>
+      <w:r>
+        <w:t xml:space="preserve">“Most students predict the dropped bullet lands first. Why is that intuition appealing — and why is it wrong?”</w:t>
+      </w:r>
+    </w:p>
+    <w:p>
+      <w:pPr>
+        <w:pStyle w:val="FirstParagraph"/>
+      </w:pPr>
+      <w:r>
+        <w:t xml:space="preserve">After 90 seconds, take 3–4 responses. The desirable insight to surface: gravity only acts vertically. There’s no horizontal force (ignoring air resistance), so horizontal velocity doesn’t slow the fall.</w:t>
+      </w:r>
+    </w:p>
+    <w:bookmarkEnd w:id="22"/>
+    <w:bookmarkStart w:id="23" w:name="bridge-to-phase-2"/>
+    <w:p>
+      <w:pPr>
+        <w:pStyle w:val="Heading3"/>
+      </w:pPr>
+      <w:r>
+        <w:t xml:space="preserve">Bridge to Phase 2</w:t>
+      </w:r>
+    </w:p>
+    <w:p>
+      <w:pPr>
+        <w:pStyle w:val="FirstParagraph"/>
+      </w:pPr>
+      <w:r>
+        <w:t xml:space="preserve">By end of Phase 1, every student has sketched their</w:t>
+      </w:r>
+      <w:r>
+        <w:t xml:space="preserve"> </w:t>
+      </w:r>
+      <w:r>
+        <w:rPr>
+          <w:b/>
+          <w:bCs/>
+        </w:rPr>
+        <w:t xml:space="preserve">initial model</w:t>
+      </w:r>
+      <w:r>
+        <w:t xml:space="preserve">: on a y-vs-x grid, the trajectories of (1) a marble dropped from a table edge, and (2) a marble rolled off at 2 m/s. They mark the moment each one hits the floor.</w:t>
+      </w:r>
+    </w:p>
+    <w:p>
+      <w:r>
+        <w:pict>
+          <v:rect style="width:0;height:1.5pt" o:hralign="center" o:hrstd="t" o:hr="t"/>
+        </w:pict>
+      </w:r>
+    </w:p>
+    <w:bookmarkEnd w:id="23"/>
+    <w:bookmarkEnd w:id="24"/>
+    <w:bookmarkStart w:id="28" w:name="phase-2-explore-12-32-min"/>
+    <w:p>
+      <w:pPr>
+        <w:pStyle w:val="Heading2"/>
+      </w:pPr>
+      <w:r>
+        <w:t xml:space="preserve">Phase 2 · Explore</w:t>
       </w:r>
       <w:r>
         <w:t xml:space="preserve"> </w:t>
@@ -309,17 +885,1682 @@
           <w:i/>
           <w:iCs/>
         </w:rPr>
-        <w:t xml:space="preserve">The effect</w:t>
+        <w:t xml:space="preserve">(12 – 32 min)</w:t>
+      </w:r>
+    </w:p>
+    <w:p>
+      <w:pPr>
+        <w:pStyle w:val="FirstParagraph"/>
+      </w:pPr>
+      <w:r>
+        <w:t xml:space="preserve">This phase uses BOTH strategies — first BTC thin-slicing (10 min), then Hochman paragraph topic-sentence (10 min).</w:t>
+      </w:r>
+    </w:p>
+    <w:bookmarkStart w:id="25" w:name="X9d07b6b089c93189ff71c0d9c035f1e46daccb4"/>
+    <w:p>
+      <w:pPr>
+        <w:pStyle w:val="Heading3"/>
+      </w:pPr>
+      <w:r>
+        <w:t xml:space="preserve">12–22 min · Investigation — BTC thin-slicing puzzles</w:t>
+      </w:r>
+    </w:p>
+    <w:p>
+      <w:pPr>
+        <w:pStyle w:val="FirstParagraph"/>
+      </w:pPr>
+      <w:r>
+        <w:rPr>
+          <w:b/>
+          <w:bCs/>
+        </w:rPr>
+        <w:t xml:space="preserve">Random groups of 3</w:t>
       </w:r>
       <w:r>
         <w:t xml:space="preserve"> </w:t>
       </w:r>
       <w:r>
-        <w:t xml:space="preserve">is that horizontal velocity does not affect fall time.</w:t>
+        <w:t xml:space="preserve">(visibly random, by playing-card suit). Direct groups to the four chart-paper stations. Each station has the same four progressively harder puzzles printed on a card:</w:t>
       </w:r>
     </w:p>
-    <w:bookmarkEnd w:id="19"/>
-    <w:bookmarkStart w:id="20" w:name="nyssls-observation-checklist-crosswalk"/>
+    <w:p>
+      <w:pPr>
+        <w:pStyle w:val="Compact"/>
+        <w:numPr>
+          <w:ilvl w:val="0"/>
+          <w:numId w:val="1005"/>
+        </w:numPr>
+      </w:pPr>
+      <w:r>
+        <w:rPr>
+          <w:b/>
+          <w:bCs/>
+        </w:rPr>
+        <w:t xml:space="preserve">Level 1:</w:t>
+      </w:r>
+      <w:r>
+        <w:t xml:space="preserve"> </w:t>
+      </w:r>
+      <w:r>
+        <w:rPr>
+          <w:i/>
+          <w:iCs/>
+        </w:rPr>
+        <w:t xml:space="preserve">“A ball is dropped from a 5 m table. How long until it hits the floor? Use g = 9.8 m/s².”</w:t>
+      </w:r>
+      <w:r>
+        <w:t xml:space="preserve"> </w:t>
+      </w:r>
+      <w:r>
+        <w:t xml:space="preserve">(Answer: t = √(2·5/9.8) ≈ 1.01 s.)</w:t>
+      </w:r>
+    </w:p>
+    <w:p>
+      <w:pPr>
+        <w:pStyle w:val="Compact"/>
+        <w:numPr>
+          <w:ilvl w:val="0"/>
+          <w:numId w:val="1005"/>
+        </w:numPr>
+      </w:pPr>
+      <w:r>
+        <w:rPr>
+          <w:b/>
+          <w:bCs/>
+        </w:rPr>
+        <w:t xml:space="preserve">Level 2:</w:t>
+      </w:r>
+      <w:r>
+        <w:t xml:space="preserve"> </w:t>
+      </w:r>
+      <w:r>
+        <w:rPr>
+          <w:i/>
+          <w:iCs/>
+        </w:rPr>
+        <w:t xml:space="preserve">“Same ball, but rolled off the table at 2 m/s horizontally. Now how long until it hits the floor?”</w:t>
+      </w:r>
+      <w:r>
+        <w:t xml:space="preserve"> </w:t>
+      </w:r>
+      <w:r>
+        <w:t xml:space="preserve">(Same answer: 1.01 s. The</w:t>
+      </w:r>
+      <w:r>
+        <w:t xml:space="preserve"> </w:t>
+      </w:r>
+      <w:r>
+        <w:t xml:space="preserve">“aha.”</w:t>
+      </w:r>
+      <w:r>
+        <w:t xml:space="preserve">)</w:t>
+      </w:r>
+    </w:p>
+    <w:p>
+      <w:pPr>
+        <w:pStyle w:val="Compact"/>
+        <w:numPr>
+          <w:ilvl w:val="0"/>
+          <w:numId w:val="1005"/>
+        </w:numPr>
+      </w:pPr>
+      <w:r>
+        <w:rPr>
+          <w:b/>
+          <w:bCs/>
+        </w:rPr>
+        <w:t xml:space="preserve">Level 3:</w:t>
+      </w:r>
+      <w:r>
+        <w:t xml:space="preserve"> </w:t>
+      </w:r>
+      <w:r>
+        <w:rPr>
+          <w:i/>
+          <w:iCs/>
+        </w:rPr>
+        <w:t xml:space="preserve">“Now how far horizontally does the rolled ball travel before hitting the floor?”</w:t>
+      </w:r>
+      <w:r>
+        <w:t xml:space="preserve"> </w:t>
+      </w:r>
+      <w:r>
+        <w:t xml:space="preserve">(Range = v_x · t = 2 × 1.01 ≈ 2.02 m.)</w:t>
+      </w:r>
+    </w:p>
+    <w:p>
+      <w:pPr>
+        <w:pStyle w:val="Compact"/>
+        <w:numPr>
+          <w:ilvl w:val="0"/>
+          <w:numId w:val="1005"/>
+        </w:numPr>
+      </w:pPr>
+      <w:r>
+        <w:rPr>
+          <w:b/>
+          <w:bCs/>
+        </w:rPr>
+        <w:t xml:space="preserve">Level 4:</w:t>
+      </w:r>
+      <w:r>
+        <w:t xml:space="preserve"> </w:t>
+      </w:r>
+      <w:r>
+        <w:rPr>
+          <w:i/>
+          <w:iCs/>
+        </w:rPr>
+        <w:t xml:space="preserve">“If we double the table height to 10 m, what happens to the fall time and to the range?”</w:t>
+      </w:r>
+      <w:r>
+        <w:t xml:space="preserve"> </w:t>
+      </w:r>
+      <w:r>
+        <w:t xml:space="preserve">(t becomes √2 ≈ 1.43 s; range becomes 2 × 1.43 ≈ 2.86 m. The fall time grew by √2, not 2.)</w:t>
+      </w:r>
+    </w:p>
+    <w:p>
+      <w:pPr>
+        <w:pStyle w:val="FirstParagraph"/>
+      </w:pPr>
+      <w:r>
+        <w:t xml:space="preserve">Three-minute rotations. Group works at chart paper; teacher walks but does not solve.</w:t>
+      </w:r>
+    </w:p>
+    <w:p>
+      <w:pPr>
+        <w:pStyle w:val="BodyText"/>
+      </w:pPr>
+      <w:r>
+        <w:rPr>
+          <w:b/>
+          <w:bCs/>
+        </w:rPr>
+        <w:t xml:space="preserve">Sample teacher facilitation language:</w:t>
+      </w:r>
+    </w:p>
+    <w:p>
+      <w:pPr>
+        <w:pStyle w:val="BlockText"/>
+      </w:pPr>
+      <w:r>
+        <w:t xml:space="preserve">“What’s the same in Levels 1 and 2? What changed?”</w:t>
+      </w:r>
+      <w:r>
+        <w:t xml:space="preserve"> </w:t>
+      </w:r>
+      <w:r>
+        <w:t xml:space="preserve">“If horizontal velocity didn’t change, what does that say about the</w:t>
+      </w:r>
+      <w:r>
+        <w:t xml:space="preserve"> </w:t>
+      </w:r>
+      <w:r>
+        <w:rPr>
+          <w:i/>
+          <w:iCs/>
+        </w:rPr>
+        <w:t xml:space="preserve">horizontal acceleration</w:t>
+      </w:r>
+      <w:r>
+        <w:t xml:space="preserve">?”</w:t>
+      </w:r>
+      <w:r>
+        <w:t xml:space="preserve"> </w:t>
+      </w:r>
+      <w:r>
+        <w:t xml:space="preserve">“Why does the fall time grow by √2 when you double the height, not by 2?”</w:t>
+      </w:r>
+    </w:p>
+    <w:bookmarkEnd w:id="25"/>
+    <w:bookmarkStart w:id="26" w:name="min-hochman-paragraph-topic-sentence"/>
+    <w:p>
+      <w:pPr>
+        <w:pStyle w:val="Heading3"/>
+      </w:pPr>
+      <w:r>
+        <w:t xml:space="preserve">22–32 min · Hochman paragraph topic-sentence</w:t>
+      </w:r>
+    </w:p>
+    <w:p>
+      <w:pPr>
+        <w:pStyle w:val="FirstParagraph"/>
+      </w:pPr>
+      <w:r>
+        <w:t xml:space="preserve">After the BTC stations, gather the class and distribute the printed Hochman paragraph organizer. Students write a</w:t>
+      </w:r>
+      <w:r>
+        <w:t xml:space="preserve"> </w:t>
+      </w:r>
+      <w:r>
+        <w:rPr>
+          <w:b/>
+          <w:bCs/>
+        </w:rPr>
+        <w:t xml:space="preserve">3-sentence paragraph</w:t>
+      </w:r>
+      <w:r>
+        <w:t xml:space="preserve"> </w:t>
+      </w:r>
+      <w:r>
+        <w:t xml:space="preserve">explaining why horizontal velocity does not affect fall time.</w:t>
+      </w:r>
+    </w:p>
+    <w:p>
+      <w:pPr>
+        <w:pStyle w:val="BodyText"/>
+      </w:pPr>
+      <w:r>
+        <w:t xml:space="preserve">Provide the</w:t>
+      </w:r>
+      <w:r>
+        <w:t xml:space="preserve"> </w:t>
+      </w:r>
+      <w:r>
+        <w:rPr>
+          <w:b/>
+          <w:bCs/>
+        </w:rPr>
+        <w:t xml:space="preserve">topic-sentence frame</w:t>
+      </w:r>
+      <w:r>
+        <w:t xml:space="preserve"> </w:t>
+      </w:r>
+      <w:r>
+        <w:t xml:space="preserve">as a starter:</w:t>
+      </w:r>
+    </w:p>
+    <w:p>
+      <w:pPr>
+        <w:pStyle w:val="BlockText"/>
+      </w:pPr>
+      <w:r>
+        <w:rPr>
+          <w:i/>
+          <w:iCs/>
+        </w:rPr>
+        <w:t xml:space="preserve">“When a projectile is launched horizontally, its</w:t>
+      </w:r>
+      <w:r>
+        <w:rPr>
+          <w:i/>
+          <w:iCs/>
+        </w:rPr>
+        <w:t xml:space="preserve"> </w:t>
+      </w:r>
+      <w:r>
+        <w:rPr>
+          <w:b/>
+          <w:bCs/>
+          <w:i/>
+          <w:iCs/>
+        </w:rPr>
+        <w:t xml:space="preserve">fall time depends only on the launch height</w:t>
+      </w:r>
+      <w:r>
+        <w:rPr>
+          <w:i/>
+          <w:iCs/>
+        </w:rPr>
+        <w:t xml:space="preserve"> </w:t>
+      </w:r>
+      <w:r>
+        <w:rPr>
+          <w:i/>
+          <w:iCs/>
+        </w:rPr>
+        <w:t xml:space="preserve">— not on the horizontal speed.”</w:t>
+      </w:r>
+    </w:p>
+    <w:p>
+      <w:pPr>
+        <w:pStyle w:val="FirstParagraph"/>
+      </w:pPr>
+      <w:r>
+        <w:t xml:space="preserve">Students then write</w:t>
+      </w:r>
+      <w:r>
+        <w:t xml:space="preserve"> </w:t>
+      </w:r>
+      <w:r>
+        <w:rPr>
+          <w:b/>
+          <w:bCs/>
+        </w:rPr>
+        <w:t xml:space="preserve">two supporting sentences</w:t>
+      </w:r>
+      <w:r>
+        <w:t xml:space="preserve"> </w:t>
+      </w:r>
+      <w:r>
+        <w:t xml:space="preserve">that reference</w:t>
+      </w:r>
+      <w:r>
+        <w:t xml:space="preserve"> </w:t>
+      </w:r>
+      <w:r>
+        <w:rPr>
+          <w:i/>
+          <w:iCs/>
+        </w:rPr>
+        <w:t xml:space="preserve">evidence</w:t>
+      </w:r>
+      <w:r>
+        <w:t xml:space="preserve"> </w:t>
+      </w:r>
+      <w:r>
+        <w:t xml:space="preserve">from the BTC stations and the MythBusters phenomenon:</w:t>
+      </w:r>
+    </w:p>
+    <w:p>
+      <w:pPr>
+        <w:pStyle w:val="Compact"/>
+        <w:numPr>
+          <w:ilvl w:val="0"/>
+          <w:numId w:val="1006"/>
+        </w:numPr>
+      </w:pPr>
+      <w:r>
+        <w:rPr>
+          <w:i/>
+          <w:iCs/>
+        </w:rPr>
+        <w:t xml:space="preserve">Sentence 2 (evidence):</w:t>
+      </w:r>
+      <w:r>
+        <w:t xml:space="preserve"> </w:t>
+      </w:r>
+      <w:r>
+        <w:t xml:space="preserve">“At Levels 1 and 2 of our station puzzles, the ball took the same time (~1 s) whether it was dropped or rolled off the table at 2 m/s.”</w:t>
+      </w:r>
+    </w:p>
+    <w:p>
+      <w:pPr>
+        <w:pStyle w:val="Compact"/>
+        <w:numPr>
+          <w:ilvl w:val="0"/>
+          <w:numId w:val="1006"/>
+        </w:numPr>
+      </w:pPr>
+      <w:r>
+        <w:rPr>
+          <w:i/>
+          <w:iCs/>
+        </w:rPr>
+        <w:t xml:space="preserve">Sentence 3 (causal mechanism):</w:t>
+      </w:r>
+      <w:r>
+        <w:t xml:space="preserve"> </w:t>
+      </w:r>
+      <w:r>
+        <w:t xml:space="preserve">“This makes sense because gravity acts only vertically; the horizontal velocity has no force pulling it sideways, so the projectile keeps its launch speed in x while gravity pulls it down in y.”</w:t>
+      </w:r>
+    </w:p>
+    <w:p>
+      <w:pPr>
+        <w:pStyle w:val="FirstParagraph"/>
+      </w:pPr>
+      <w:r>
+        <w:t xml:space="preserve">Read three student paragraphs aloud (with permission). Discuss which topic sentence most clearly</w:t>
+      </w:r>
+      <w:r>
+        <w:t xml:space="preserve"> </w:t>
+      </w:r>
+      <w:r>
+        <w:rPr>
+          <w:i/>
+          <w:iCs/>
+        </w:rPr>
+        <w:t xml:space="preserve">previews</w:t>
+      </w:r>
+      <w:r>
+        <w:t xml:space="preserve"> </w:t>
+      </w:r>
+      <w:r>
+        <w:t xml:space="preserve">what the supporting sentences will show.</w:t>
+      </w:r>
+    </w:p>
+    <w:p>
+      <w:pPr>
+        <w:pStyle w:val="BodyText"/>
+      </w:pPr>
+      <w:r>
+        <w:rPr>
+          <w:b/>
+          <w:bCs/>
+        </w:rPr>
+        <w:t xml:space="preserve">Teacher facilitation language for the Hochman work:</w:t>
+      </w:r>
+    </w:p>
+    <w:p>
+      <w:pPr>
+        <w:pStyle w:val="BlockText"/>
+      </w:pPr>
+      <w:r>
+        <w:t xml:space="preserve">“Read your topic sentence aloud. Without reading the rest, can a listener predict what evidence will follow?”</w:t>
+      </w:r>
+      <w:r>
+        <w:t xml:space="preserve"> </w:t>
+      </w:r>
+      <w:r>
+        <w:t xml:space="preserve">“Sentence 2 should give a number. Which number from the simulator best supports your topic?”</w:t>
+      </w:r>
+      <w:r>
+        <w:t xml:space="preserve"> </w:t>
+      </w:r>
+      <w:r>
+        <w:t xml:space="preserve">“Sentence 3 says</w:t>
+      </w:r>
+      <w:r>
+        <w:t xml:space="preserve"> </w:t>
+      </w:r>
+      <w:r>
+        <w:rPr>
+          <w:i/>
+          <w:iCs/>
+        </w:rPr>
+        <w:t xml:space="preserve">why</w:t>
+      </w:r>
+      <w:r>
+        <w:t xml:space="preserve">. Which of these words is doing the heavy lifting:</w:t>
+      </w:r>
+      <w:r>
+        <w:t xml:space="preserve"> </w:t>
+      </w:r>
+      <w:r>
+        <w:t xml:space="preserve">‘because,’</w:t>
+      </w:r>
+      <w:r>
+        <w:t xml:space="preserve"> </w:t>
+      </w:r>
+      <w:r>
+        <w:t xml:space="preserve">‘gravity,’</w:t>
+      </w:r>
+      <w:r>
+        <w:t xml:space="preserve"> </w:t>
+      </w:r>
+      <w:r>
+        <w:t xml:space="preserve">‘only,’</w:t>
+      </w:r>
+      <w:r>
+        <w:t xml:space="preserve"> </w:t>
+      </w:r>
+      <w:r>
+        <w:t xml:space="preserve">‘no force’</w:t>
+      </w:r>
+      <w:r>
+        <w:t xml:space="preserve">?”</w:t>
+      </w:r>
+    </w:p>
+    <w:bookmarkEnd w:id="26"/>
+    <w:bookmarkStart w:id="27" w:name="teacher-facilitation-during-explore"/>
+    <w:p>
+      <w:pPr>
+        <w:pStyle w:val="Heading3"/>
+      </w:pPr>
+      <w:r>
+        <w:t xml:space="preserve">Teacher facilitation during Explore</w:t>
+      </w:r>
+    </w:p>
+    <w:p>
+      <w:pPr>
+        <w:pStyle w:val="Compact"/>
+        <w:numPr>
+          <w:ilvl w:val="0"/>
+          <w:numId w:val="1007"/>
+        </w:numPr>
+      </w:pPr>
+      <w:r>
+        <w:rPr>
+          <w:b/>
+          <w:bCs/>
+        </w:rPr>
+        <w:t xml:space="preserve">What to look for</w:t>
+      </w:r>
+      <w:r>
+        <w:t xml:space="preserve"> </w:t>
+      </w:r>
+      <w:r>
+        <w:t xml:space="preserve">— students discovering that fall time is independent of horizontal speed. Then articulating it precisely in their topic sentence.</w:t>
+      </w:r>
+    </w:p>
+    <w:p>
+      <w:pPr>
+        <w:pStyle w:val="Compact"/>
+        <w:numPr>
+          <w:ilvl w:val="0"/>
+          <w:numId w:val="1007"/>
+        </w:numPr>
+      </w:pPr>
+      <w:r>
+        <w:rPr>
+          <w:b/>
+          <w:bCs/>
+        </w:rPr>
+        <w:t xml:space="preserve">What to resist</w:t>
+      </w:r>
+      <w:r>
+        <w:t xml:space="preserve"> </w:t>
+      </w:r>
+      <w:r>
+        <w:t xml:space="preserve">— don’t write the formal x-y independence rule on the board until Phase 3. The strategy depends on students saying it themselves.</w:t>
+      </w:r>
+    </w:p>
+    <w:p>
+      <w:pPr>
+        <w:pStyle w:val="Compact"/>
+        <w:numPr>
+          <w:ilvl w:val="0"/>
+          <w:numId w:val="1007"/>
+        </w:numPr>
+      </w:pPr>
+      <w:r>
+        <w:rPr>
+          <w:b/>
+          <w:bCs/>
+        </w:rPr>
+        <w:t xml:space="preserve">What to redirect</w:t>
+      </w:r>
+      <w:r>
+        <w:t xml:space="preserve"> </w:t>
+      </w:r>
+      <w:r>
+        <w:t xml:space="preserve">— students whose topic sentence is</w:t>
+      </w:r>
+      <w:r>
+        <w:t xml:space="preserve"> </w:t>
+      </w:r>
+      <w:r>
+        <w:t xml:space="preserve">“Bullets fall the same as dropped objects”</w:t>
+      </w:r>
+      <w:r>
+        <w:t xml:space="preserve"> </w:t>
+      </w:r>
+      <w:r>
+        <w:t xml:space="preserve">lack the</w:t>
+      </w:r>
+      <w:r>
+        <w:t xml:space="preserve"> </w:t>
+      </w:r>
+      <w:r>
+        <w:rPr>
+          <w:i/>
+          <w:iCs/>
+        </w:rPr>
+        <w:t xml:space="preserve">cause</w:t>
+      </w:r>
+      <w:r>
+        <w:t xml:space="preserve"> </w:t>
+      </w:r>
+      <w:r>
+        <w:t xml:space="preserve">(height-only). Redirect:</w:t>
+      </w:r>
+      <w:r>
+        <w:t xml:space="preserve"> </w:t>
+      </w:r>
+      <w:r>
+        <w:t xml:space="preserve">“What does fall time depend on?”</w:t>
+      </w:r>
+      <w:r>
+        <w:t xml:space="preserve"> </w:t>
+      </w:r>
+      <w:r>
+        <w:t xml:space="preserve">Lead them back to the height variable.</w:t>
+      </w:r>
+    </w:p>
+    <w:p>
+      <w:r>
+        <w:pict>
+          <v:rect style="width:0;height:1.5pt" o:hralign="center" o:hrstd="t" o:hr="t"/>
+        </w:pict>
+      </w:r>
+    </w:p>
+    <w:bookmarkEnd w:id="27"/>
+    <w:bookmarkEnd w:id="28"/>
+    <w:bookmarkStart w:id="32" w:name="phase-3-explain-32-37-min"/>
+    <w:p>
+      <w:pPr>
+        <w:pStyle w:val="Heading2"/>
+      </w:pPr>
+      <w:r>
+        <w:t xml:space="preserve">Phase 3 · Explain</w:t>
+      </w:r>
+      <w:r>
+        <w:t xml:space="preserve"> </w:t>
+      </w:r>
+      <w:r>
+        <w:rPr>
+          <w:i/>
+          <w:iCs/>
+        </w:rPr>
+        <w:t xml:space="preserve">(32 – 37 min)</w:t>
+      </w:r>
+    </w:p>
+    <w:bookmarkStart w:id="29" w:name="min-turn-and-talk-2-class-consensus"/>
+    <w:p>
+      <w:pPr>
+        <w:pStyle w:val="Heading3"/>
+      </w:pPr>
+      <w:r>
+        <w:t xml:space="preserve">32–35 min · Turn-and-Talk #2 + class consensus</w:t>
+      </w:r>
+    </w:p>
+    <w:p>
+      <w:pPr>
+        <w:pStyle w:val="FirstParagraph"/>
+      </w:pPr>
+      <w:r>
+        <w:t xml:space="preserve">Bring the class back. Pick one student paragraph that landed cleanly. Read it. Ask:</w:t>
+      </w:r>
+    </w:p>
+    <w:p>
+      <w:pPr>
+        <w:pStyle w:val="BlockText"/>
+      </w:pPr>
+      <w:r>
+        <w:t xml:space="preserve">“Talk to your partner: what does this paragraph tell us about</w:t>
+      </w:r>
+      <w:r>
+        <w:t xml:space="preserve"> </w:t>
+      </w:r>
+      <w:r>
+        <w:rPr>
+          <w:i/>
+          <w:iCs/>
+        </w:rPr>
+        <w:t xml:space="preserve">which variable</w:t>
+      </w:r>
+      <w:r>
+        <w:t xml:space="preserve"> </w:t>
+      </w:r>
+      <w:r>
+        <w:t xml:space="preserve">controls fall time? Which doesn’t?”</w:t>
+      </w:r>
+    </w:p>
+    <w:p>
+      <w:pPr>
+        <w:pStyle w:val="FirstParagraph"/>
+      </w:pPr>
+      <w:r>
+        <w:t xml:space="preserve">After 90 seconds, take volunteers. The target consensus statement:</w:t>
+      </w:r>
+    </w:p>
+    <w:p>
+      <w:pPr>
+        <w:pStyle w:val="BlockText"/>
+      </w:pPr>
+      <w:r>
+        <w:t xml:space="preserve">“</w:t>
+      </w:r>
+      <w:r>
+        <w:rPr>
+          <w:b/>
+          <w:bCs/>
+        </w:rPr>
+        <w:t xml:space="preserve">The horizontal velocity of a projectile does not affect its fall time.</w:t>
+      </w:r>
+      <w:r>
+        <w:t xml:space="preserve"> </w:t>
+      </w:r>
+      <w:r>
+        <w:t xml:space="preserve">Fall time depends only on the launch height (and gravity). The horizontal velocity affects the</w:t>
+      </w:r>
+      <w:r>
+        <w:t xml:space="preserve"> </w:t>
+      </w:r>
+      <w:r>
+        <w:rPr>
+          <w:i/>
+          <w:iCs/>
+        </w:rPr>
+        <w:t xml:space="preserve">range</w:t>
+      </w:r>
+      <w:r>
+        <w:t xml:space="preserve"> </w:t>
+      </w:r>
+      <w:r>
+        <w:t xml:space="preserve">— how far the projectile travels — but not how long it stays in the air. The x and y components of motion are independent because gravity is purely vertical.”</w:t>
+      </w:r>
+    </w:p>
+    <w:bookmarkEnd w:id="29"/>
+    <w:bookmarkStart w:id="30" w:name="min-vocabulary-introduction-3-terms"/>
+    <w:p>
+      <w:pPr>
+        <w:pStyle w:val="Heading3"/>
+      </w:pPr>
+      <w:r>
+        <w:t xml:space="preserve">35–37 min · Vocabulary introduction (≤ 3 terms)</w:t>
+      </w:r>
+    </w:p>
+    <w:p>
+      <w:pPr>
+        <w:pStyle w:val="FirstParagraph"/>
+      </w:pPr>
+      <w:r>
+        <w:rPr>
+          <w:b/>
+          <w:bCs/>
+        </w:rPr>
+        <w:t xml:space="preserve">Sample teacher language:</w:t>
+      </w:r>
+    </w:p>
+    <w:p>
+      <w:pPr>
+        <w:pStyle w:val="BlockText"/>
+      </w:pPr>
+      <w:r>
+        <w:t xml:space="preserve">“</w:t>
+      </w:r>
+      <w:r>
+        <w:rPr>
+          <w:b/>
+          <w:bCs/>
+        </w:rPr>
+        <w:t xml:space="preserve">Horizontal velocity (v_x)</w:t>
+      </w:r>
+      <w:r>
+        <w:t xml:space="preserve"> </w:t>
+      </w:r>
+      <w:r>
+        <w:t xml:space="preserve">— the constant rightward (or leftward) speed of a projectile. No horizontal force, so v_x doesn’t change during flight.</w:t>
+      </w:r>
+      <w:r>
+        <w:t xml:space="preserve"> </w:t>
+      </w:r>
+      <w:r>
+        <w:rPr>
+          <w:b/>
+          <w:bCs/>
+        </w:rPr>
+        <w:t xml:space="preserve">Vertical velocity (v_y)</w:t>
+      </w:r>
+      <w:r>
+        <w:t xml:space="preserve"> </w:t>
+      </w:r>
+      <w:r>
+        <w:t xml:space="preserve">— the downward speed. Grows under gravity.</w:t>
+      </w:r>
+      <w:r>
+        <w:t xml:space="preserve"> </w:t>
+      </w:r>
+      <w:r>
+        <w:rPr>
+          <w:b/>
+          <w:bCs/>
+        </w:rPr>
+        <w:t xml:space="preserve">Range</w:t>
+      </w:r>
+      <w:r>
+        <w:t xml:space="preserve"> </w:t>
+      </w:r>
+      <w:r>
+        <w:t xml:space="preserve">— the horizontal distance from launch point to landing point. Range = v_x × t_of.”</w:t>
+      </w:r>
+    </w:p>
+    <w:bookmarkEnd w:id="30"/>
+    <w:bookmarkStart w:id="31" w:name="discussion-prompts-to-deploy-here"/>
+    <w:p>
+      <w:pPr>
+        <w:pStyle w:val="Heading3"/>
+      </w:pPr>
+      <w:r>
+        <w:t xml:space="preserve">Discussion prompts to deploy here</w:t>
+      </w:r>
+    </w:p>
+    <w:p>
+      <w:pPr>
+        <w:pStyle w:val="Compact"/>
+        <w:numPr>
+          <w:ilvl w:val="0"/>
+          <w:numId w:val="1008"/>
+        </w:numPr>
+      </w:pPr>
+      <w:r>
+        <w:t xml:space="preserve">“If you fire a bullet horizontally and drop another bullet at the same instant from the same height, which hits the ground first?”</w:t>
+      </w:r>
+    </w:p>
+    <w:p>
+      <w:pPr>
+        <w:pStyle w:val="Compact"/>
+        <w:numPr>
+          <w:ilvl w:val="1"/>
+          <w:numId w:val="1009"/>
+        </w:numPr>
+      </w:pPr>
+      <w:r>
+        <w:rPr>
+          <w:i/>
+          <w:iCs/>
+        </w:rPr>
+        <w:t xml:space="preserve">Sample student response:</w:t>
+      </w:r>
+      <w:r>
+        <w:t xml:space="preserve"> </w:t>
+      </w:r>
+      <w:r>
+        <w:t xml:space="preserve">“They hit at the same time, because gravity is the only thing pulling them down — and the bullets started with the same vertical velocity (zero).”</w:t>
+      </w:r>
+    </w:p>
+    <w:p>
+      <w:pPr>
+        <w:pStyle w:val="Compact"/>
+        <w:numPr>
+          <w:ilvl w:val="0"/>
+          <w:numId w:val="1008"/>
+        </w:numPr>
+      </w:pPr>
+      <w:r>
+        <w:t xml:space="preserve">“What is the horizontal velocity at the moment of landing?”</w:t>
+      </w:r>
+    </w:p>
+    <w:p>
+      <w:pPr>
+        <w:pStyle w:val="Compact"/>
+        <w:numPr>
+          <w:ilvl w:val="1"/>
+          <w:numId w:val="1010"/>
+        </w:numPr>
+      </w:pPr>
+      <w:r>
+        <w:rPr>
+          <w:i/>
+          <w:iCs/>
+        </w:rPr>
+        <w:t xml:space="preserve">Probe:</w:t>
+      </w:r>
+      <w:r>
+        <w:t xml:space="preserve"> </w:t>
+      </w:r>
+      <w:r>
+        <w:t xml:space="preserve">“Did it change during the fall? What does that say about the</w:t>
+      </w:r>
+      <w:r>
+        <w:t xml:space="preserve"> </w:t>
+      </w:r>
+      <w:r>
+        <w:rPr>
+          <w:i/>
+          <w:iCs/>
+        </w:rPr>
+        <w:t xml:space="preserve">horizontal acceleration</w:t>
+      </w:r>
+      <w:r>
+        <w:t xml:space="preserve">?”</w:t>
+      </w:r>
+    </w:p>
+    <w:p>
+      <w:r>
+        <w:pict>
+          <v:rect style="width:0;height:1.5pt" o:hralign="center" o:hrstd="t" o:hr="t"/>
+        </w:pict>
+      </w:r>
+    </w:p>
+    <w:bookmarkEnd w:id="31"/>
+    <w:bookmarkEnd w:id="32"/>
+    <w:bookmarkStart w:id="35" w:name="phase-4-elaborate-37-40-min"/>
+    <w:p>
+      <w:pPr>
+        <w:pStyle w:val="Heading2"/>
+      </w:pPr>
+      <w:r>
+        <w:t xml:space="preserve">Phase 4 · Elaborate</w:t>
+      </w:r>
+      <w:r>
+        <w:t xml:space="preserve"> </w:t>
+      </w:r>
+      <w:r>
+        <w:rPr>
+          <w:i/>
+          <w:iCs/>
+        </w:rPr>
+        <w:t xml:space="preserve">(37 – 40 min)</w:t>
+      </w:r>
+    </w:p>
+    <w:bookmarkStart w:id="33" w:name="min-revise-the-model"/>
+    <w:p>
+      <w:pPr>
+        <w:pStyle w:val="Heading3"/>
+      </w:pPr>
+      <w:r>
+        <w:t xml:space="preserve">37–39 min · Revise the model</w:t>
+      </w:r>
+    </w:p>
+    <w:p>
+      <w:pPr>
+        <w:pStyle w:val="FirstParagraph"/>
+      </w:pPr>
+      <w:r>
+        <w:t xml:space="preserve">Students reopen their y-vs-x sketches from Phase 2. Specific prompt:</w:t>
+      </w:r>
+    </w:p>
+    <w:p>
+      <w:pPr>
+        <w:pStyle w:val="BlockText"/>
+      </w:pPr>
+      <w:r>
+        <w:rPr>
+          <w:i/>
+          <w:iCs/>
+        </w:rPr>
+        <w:t xml:space="preserve">“Update your sketch. Mark the</w:t>
+      </w:r>
+      <w:r>
+        <w:rPr>
+          <w:i/>
+          <w:iCs/>
+        </w:rPr>
+        <w:t xml:space="preserve"> </w:t>
+      </w:r>
+      <w:r>
+        <w:rPr>
+          <w:i/>
+          <w:i/>
+          <w:iCs/>
+          <w:iCs/>
+        </w:rPr>
+        <w:t xml:space="preserve">fall time</w:t>
+      </w:r>
+      <w:r>
+        <w:rPr>
+          <w:i/>
+          <w:iCs/>
+        </w:rPr>
+        <w:t xml:space="preserve"> </w:t>
+      </w:r>
+      <w:r>
+        <w:rPr>
+          <w:i/>
+          <w:iCs/>
+        </w:rPr>
+        <w:t xml:space="preserve">on each trajectory. Are they the same number? Add a one-line caption explaining why.”</w:t>
+      </w:r>
+    </w:p>
+    <w:bookmarkEnd w:id="33"/>
+    <w:bookmarkStart w:id="34" w:name="min-return-to-the-phenomenon"/>
+    <w:p>
+      <w:pPr>
+        <w:pStyle w:val="Heading3"/>
+      </w:pPr>
+      <w:r>
+        <w:t xml:space="preserve">39–40 min · Return to the phenomenon</w:t>
+      </w:r>
+    </w:p>
+    <w:p>
+      <w:pPr>
+        <w:pStyle w:val="FirstParagraph"/>
+      </w:pPr>
+      <w:r>
+        <w:t xml:space="preserve">Re-watch a 30-second clip of the MythBusters experiment. Ask:</w:t>
+      </w:r>
+    </w:p>
+    <w:p>
+      <w:pPr>
+        <w:pStyle w:val="BlockText"/>
+      </w:pPr>
+      <w:r>
+        <w:t xml:space="preserve">“Use today’s vocabulary in a one-sentence explanation of why both bullets hit the ground at the same time.”</w:t>
+      </w:r>
+    </w:p>
+    <w:p>
+      <w:pPr>
+        <w:pStyle w:val="FirstParagraph"/>
+      </w:pPr>
+      <w:r>
+        <w:t xml:space="preserve">Target:</w:t>
+      </w:r>
+      <w:r>
+        <w:t xml:space="preserve"> </w:t>
+      </w:r>
+      <w:r>
+        <w:t xml:space="preserve">“Both bullets had the same vertical velocity at launch (zero), and the only force acting was gravity, which is purely vertical — so the horizontal velocity of the fired bullet didn’t change its fall time.”</w:t>
+      </w:r>
+    </w:p>
+    <w:p>
+      <w:r>
+        <w:pict>
+          <v:rect style="width:0;height:1.5pt" o:hralign="center" o:hrstd="t" o:hr="t"/>
+        </w:pict>
+      </w:r>
+    </w:p>
+    <w:bookmarkEnd w:id="34"/>
+    <w:bookmarkEnd w:id="35"/>
+    <w:bookmarkStart w:id="37" w:name="phase-5-evaluate-40-42-min"/>
+    <w:p>
+      <w:pPr>
+        <w:pStyle w:val="Heading2"/>
+      </w:pPr>
+      <w:r>
+        <w:t xml:space="preserve">Phase 5 · Evaluate</w:t>
+      </w:r>
+      <w:r>
+        <w:t xml:space="preserve"> </w:t>
+      </w:r>
+      <w:r>
+        <w:rPr>
+          <w:i/>
+          <w:iCs/>
+        </w:rPr>
+        <w:t xml:space="preserve">(40 – 42 min)</w:t>
+      </w:r>
+    </w:p>
+    <w:bookmarkStart w:id="36" w:name="min-exit-ticket-closing-reflection"/>
+    <w:p>
+      <w:pPr>
+        <w:pStyle w:val="Heading3"/>
+      </w:pPr>
+      <w:r>
+        <w:t xml:space="preserve">40–42 min · Exit Ticket + Closing Reflection</w:t>
+      </w:r>
+    </w:p>
+    <w:p>
+      <w:pPr>
+        <w:pStyle w:val="FirstParagraph"/>
+      </w:pPr>
+      <w:r>
+        <w:t xml:space="preserve">Distribute exit slips. Transfer prompt:</w:t>
+      </w:r>
+    </w:p>
+    <w:p>
+      <w:pPr>
+        <w:pStyle w:val="BlockText"/>
+      </w:pPr>
+      <w:r>
+        <w:rPr>
+          <w:i/>
+          <w:iCs/>
+        </w:rPr>
+        <w:t xml:space="preserve">“A marble rolls off a 0.80 m high table at 1.5 m/s horizontally. Use g = 9.8 m/s².</w:t>
+      </w:r>
+      <w:r>
+        <w:rPr>
+          <w:i/>
+          <w:iCs/>
+        </w:rPr>
+        <w:t xml:space="preserve"> </w:t>
+      </w:r>
+      <w:r>
+        <w:rPr>
+          <w:i/>
+          <w:iCs/>
+        </w:rPr>
+        <w:t xml:space="preserve">(a) How long does the marble take to hit the floor?</w:t>
+      </w:r>
+      <w:r>
+        <w:rPr>
+          <w:i/>
+          <w:iCs/>
+        </w:rPr>
+        <w:t xml:space="preserve"> </w:t>
+      </w:r>
+      <w:r>
+        <w:rPr>
+          <w:i/>
+          <w:iCs/>
+        </w:rPr>
+        <w:t xml:space="preserve">(b) How far from the table’s edge does it land?</w:t>
+      </w:r>
+      <w:r>
+        <w:rPr>
+          <w:i/>
+          <w:iCs/>
+        </w:rPr>
+        <w:t xml:space="preserve"> </w:t>
+      </w:r>
+      <w:r>
+        <w:rPr>
+          <w:i/>
+          <w:iCs/>
+        </w:rPr>
+        <w:t xml:space="preserve">(c) Write one topic sentence (Hochman style) that captures</w:t>
+      </w:r>
+      <w:r>
+        <w:rPr>
+          <w:i/>
+          <w:iCs/>
+        </w:rPr>
+        <w:t xml:space="preserve"> </w:t>
+      </w:r>
+      <w:r>
+        <w:rPr>
+          <w:i/>
+          <w:i/>
+          <w:iCs/>
+          <w:iCs/>
+        </w:rPr>
+        <w:t xml:space="preserve">why</w:t>
+      </w:r>
+      <w:r>
+        <w:rPr>
+          <w:i/>
+          <w:iCs/>
+        </w:rPr>
+        <w:t xml:space="preserve"> </w:t>
+      </w:r>
+      <w:r>
+        <w:rPr>
+          <w:i/>
+          <w:iCs/>
+        </w:rPr>
+        <w:t xml:space="preserve">a marble rolling faster horizontally would land further but at the same time.”</w:t>
+      </w:r>
+    </w:p>
+    <w:p>
+      <w:pPr>
+        <w:pStyle w:val="FirstParagraph"/>
+      </w:pPr>
+      <w:r>
+        <w:t xml:space="preserve">Expected: (a) 0.404 s. (b) 0.61 m. (c)</w:t>
+      </w:r>
+      <w:r>
+        <w:t xml:space="preserve"> </w:t>
+      </w:r>
+      <w:r>
+        <w:t xml:space="preserve">“The horizontal speed of a projectile changes how far it travels but not how long it falls, because gravity acts only vertically.”</w:t>
+      </w:r>
+    </w:p>
+    <w:p>
+      <w:pPr>
+        <w:pStyle w:val="BodyText"/>
+      </w:pPr>
+      <w:r>
+        <w:rPr>
+          <w:b/>
+          <w:bCs/>
+        </w:rPr>
+        <w:t xml:space="preserve">Closing Reflection (SEL, 30 seconds, on the same exit slip):</w:t>
+      </w:r>
+    </w:p>
+    <w:p>
+      <w:pPr>
+        <w:pStyle w:val="BlockText"/>
+      </w:pPr>
+      <w:r>
+        <w:t xml:space="preserve">“What is one thing that surprised you today? Who helped you make sense of something?”</w:t>
+      </w:r>
+    </w:p>
+    <w:p>
+      <w:r>
+        <w:pict>
+          <v:rect style="width:0;height:1.5pt" o:hralign="center" o:hrstd="t" o:hr="t"/>
+        </w:pict>
+      </w:r>
+    </w:p>
+    <w:bookmarkEnd w:id="36"/>
+    <w:bookmarkEnd w:id="37"/>
+    <w:bookmarkStart w:id="38" w:name="common-misconceptions"/>
+    <w:p>
+      <w:pPr>
+        <w:pStyle w:val="Heading2"/>
+      </w:pPr>
+      <w:r>
+        <w:t xml:space="preserve">Common Misconceptions</w:t>
+      </w:r>
+    </w:p>
+    <w:p>
+      <w:pPr>
+        <w:pStyle w:val="Compact"/>
+        <w:numPr>
+          <w:ilvl w:val="0"/>
+          <w:numId w:val="1011"/>
+        </w:numPr>
+      </w:pPr>
+      <w:r>
+        <w:rPr>
+          <w:b/>
+          <w:bCs/>
+        </w:rPr>
+        <w:t xml:space="preserve">Misconception:</w:t>
+      </w:r>
+      <w:r>
+        <w:t xml:space="preserve"> </w:t>
+      </w:r>
+      <w:r>
+        <w:t xml:space="preserve">“A faster horizontal launch keeps the projectile in the air longer.”</w:t>
+      </w:r>
+      <w:r>
+        <w:t xml:space="preserve"> </w:t>
+      </w:r>
+      <w:r>
+        <w:t xml:space="preserve">→</w:t>
+      </w:r>
+      <w:r>
+        <w:t xml:space="preserve"> </w:t>
+      </w:r>
+      <w:r>
+        <w:rPr>
+          <w:b/>
+          <w:bCs/>
+        </w:rPr>
+        <w:t xml:space="preserve">Correction:</w:t>
+      </w:r>
+      <w:r>
+        <w:t xml:space="preserve"> </w:t>
+      </w:r>
+      <w:r>
+        <w:t xml:space="preserve">Time-of-fall is determined by the</w:t>
+      </w:r>
+      <w:r>
+        <w:t xml:space="preserve"> </w:t>
+      </w:r>
+      <w:r>
+        <w:rPr>
+          <w:i/>
+          <w:iCs/>
+        </w:rPr>
+        <w:t xml:space="preserve">vertical</w:t>
+      </w:r>
+      <w:r>
+        <w:t xml:space="preserve"> </w:t>
+      </w:r>
+      <w:r>
+        <w:t xml:space="preserve">component alone. Horizontal velocity affects</w:t>
+      </w:r>
+      <w:r>
+        <w:t xml:space="preserve"> </w:t>
+      </w:r>
+      <w:r>
+        <w:rPr>
+          <w:i/>
+          <w:iCs/>
+        </w:rPr>
+        <w:t xml:space="preserve">range</w:t>
+      </w:r>
+      <w:r>
+        <w:t xml:space="preserve"> </w:t>
+      </w:r>
+      <w:r>
+        <w:t xml:space="preserve">(how far it goes), not time.</w:t>
+      </w:r>
+    </w:p>
+    <w:p>
+      <w:pPr>
+        <w:pStyle w:val="Compact"/>
+        <w:numPr>
+          <w:ilvl w:val="0"/>
+          <w:numId w:val="1011"/>
+        </w:numPr>
+      </w:pPr>
+      <w:r>
+        <w:rPr>
+          <w:b/>
+          <w:bCs/>
+        </w:rPr>
+        <w:t xml:space="preserve">Misconception:</w:t>
+      </w:r>
+      <w:r>
+        <w:t xml:space="preserve"> </w:t>
+      </w:r>
+      <w:r>
+        <w:t xml:space="preserve">“There is a horizontal force on the projectile.”</w:t>
+      </w:r>
+      <w:r>
+        <w:t xml:space="preserve"> </w:t>
+      </w:r>
+      <w:r>
+        <w:t xml:space="preserve">→</w:t>
+      </w:r>
+      <w:r>
+        <w:t xml:space="preserve"> </w:t>
+      </w:r>
+      <w:r>
+        <w:rPr>
+          <w:b/>
+          <w:bCs/>
+        </w:rPr>
+        <w:t xml:space="preserve">Correction:</w:t>
+      </w:r>
+      <w:r>
+        <w:t xml:space="preserve"> </w:t>
+      </w:r>
+      <w:r>
+        <w:t xml:space="preserve">Once released, the only force on a projectile (ignoring air resistance) is gravity, which is purely vertical.</w:t>
+      </w:r>
+    </w:p>
+    <w:p>
+      <w:pPr>
+        <w:pStyle w:val="Compact"/>
+        <w:numPr>
+          <w:ilvl w:val="0"/>
+          <w:numId w:val="1011"/>
+        </w:numPr>
+      </w:pPr>
+      <w:r>
+        <w:rPr>
+          <w:b/>
+          <w:bCs/>
+        </w:rPr>
+        <w:t xml:space="preserve">Misconception:</w:t>
+      </w:r>
+      <w:r>
+        <w:t xml:space="preserve"> </w:t>
+      </w:r>
+      <w:r>
+        <w:t xml:space="preserve">“Doubling the launch height doubles the fall time.”</w:t>
+      </w:r>
+      <w:r>
+        <w:t xml:space="preserve"> </w:t>
+      </w:r>
+      <w:r>
+        <w:t xml:space="preserve">→</w:t>
+      </w:r>
+      <w:r>
+        <w:t xml:space="preserve"> </w:t>
+      </w:r>
+      <w:r>
+        <w:rPr>
+          <w:b/>
+          <w:bCs/>
+        </w:rPr>
+        <w:t xml:space="preserve">Correction:</w:t>
+      </w:r>
+      <w:r>
+        <w:t xml:space="preserve"> </w:t>
+      </w:r>
+      <w:r>
+        <w:t xml:space="preserve">Time goes as √h, so doubling h multiplies time by √2 ≈ 1.41, not 2.</w:t>
+      </w:r>
+    </w:p>
+    <w:p>
+      <w:r>
+        <w:pict>
+          <v:rect style="width:0;height:1.5pt" o:hralign="center" o:hrstd="t" o:hr="t"/>
+        </w:pict>
+      </w:r>
+    </w:p>
+    <w:bookmarkEnd w:id="38"/>
+    <w:bookmarkStart w:id="39" w:name="access-differentiation"/>
+    <w:p>
+      <w:pPr>
+        <w:pStyle w:val="Heading2"/>
+      </w:pPr>
+      <w:r>
+        <w:t xml:space="preserve">Access &amp; Differentiation</w:t>
+      </w:r>
+    </w:p>
+    <w:p>
+      <w:pPr>
+        <w:pStyle w:val="Compact"/>
+        <w:numPr>
+          <w:ilvl w:val="0"/>
+          <w:numId w:val="1012"/>
+        </w:numPr>
+      </w:pPr>
+      <w:r>
+        <w:rPr>
+          <w:b/>
+          <w:bCs/>
+        </w:rPr>
+        <w:t xml:space="preserve">ELL/ENL supports:</w:t>
+      </w:r>
+      <w:r>
+        <w:t xml:space="preserve"> </w:t>
+      </w:r>
+      <w:r>
+        <w:t xml:space="preserve">Sentence frames embedded in the Hochman scaffold itself: *“Fall time depends only on</w:t>
+      </w:r>
+      <w:r>
+        <w:t xml:space="preserve"> </w:t>
+      </w:r>
+      <w:r>
+        <w:rPr>
+          <w:b/>
+          <w:bCs/>
+          <w:i/>
+          <w:iCs/>
+        </w:rPr>
+        <w:t xml:space="preserve">, because gravity acts only</w:t>
+      </w:r>
+      <w:r>
+        <w:rPr>
+          <w:b/>
+          <w:bCs/>
+          <w:i/>
+          <w:iCs/>
+        </w:rPr>
+        <w:t xml:space="preserve"> </w:t>
+      </w:r>
+      <w:r>
+        <w:t xml:space="preserve">, so horizontal velocity ___.”* Word-choice box: {horizontal, vertical, gravity, range, fall time, independent, components}.</w:t>
+      </w:r>
+    </w:p>
+    <w:p>
+      <w:pPr>
+        <w:pStyle w:val="Compact"/>
+        <w:numPr>
+          <w:ilvl w:val="0"/>
+          <w:numId w:val="1012"/>
+        </w:numPr>
+      </w:pPr>
+      <w:r>
+        <w:rPr>
+          <w:b/>
+          <w:bCs/>
+        </w:rPr>
+        <w:t xml:space="preserve">IEP/SPED supports:</w:t>
+      </w:r>
+      <w:r>
+        <w:t xml:space="preserve"> </w:t>
+      </w:r>
+      <w:r>
+        <w:t xml:space="preserve">Pre-printed trajectory templates with the y-axis (height) marked at 1 m, 2 m, 5 m. Provide the formula t = √(2h/g) on a reference card.</w:t>
+      </w:r>
+    </w:p>
+    <w:p>
+      <w:pPr>
+        <w:pStyle w:val="Compact"/>
+        <w:numPr>
+          <w:ilvl w:val="0"/>
+          <w:numId w:val="1012"/>
+        </w:numPr>
+      </w:pPr>
+      <w:r>
+        <w:rPr>
+          <w:b/>
+          <w:bCs/>
+        </w:rPr>
+        <w:t xml:space="preserve">Extensions:</w:t>
+      </w:r>
+      <w:r>
+        <w:t xml:space="preserve"> </w:t>
+      </w:r>
+      <w:r>
+        <w:t xml:space="preserve">Predict the</w:t>
+      </w:r>
+      <w:r>
+        <w:t xml:space="preserve"> </w:t>
+      </w:r>
+      <w:r>
+        <w:rPr>
+          <w:i/>
+          <w:iCs/>
+        </w:rPr>
+        <w:t xml:space="preserve">speed</w:t>
+      </w:r>
+      <w:r>
+        <w:t xml:space="preserve"> </w:t>
+      </w:r>
+      <w:r>
+        <w:t xml:space="preserve">(magnitude of v_x and v_y combined) at the moment of impact. Or: a marble rolls off a table 0.8 m high at 1 m/s — where does it land relative to the table edge?</w:t>
+      </w:r>
+    </w:p>
+    <w:p>
+      <w:r>
+        <w:pict>
+          <v:rect style="width:0;height:1.5pt" o:hralign="center" o:hrstd="t" o:hr="t"/>
+        </w:pict>
+      </w:r>
+    </w:p>
+    <w:bookmarkEnd w:id="39"/>
+    <w:bookmarkStart w:id="40" w:name="strategy-spotlight"/>
+    <w:p>
+      <w:pPr>
+        <w:pStyle w:val="Heading2"/>
+      </w:pPr>
+      <w:r>
+        <w:t xml:space="preserve">Strategy Spotlight</w:t>
+      </w:r>
+    </w:p>
+    <w:p>
+      <w:pPr>
+        <w:pStyle w:val="FirstParagraph"/>
+      </w:pPr>
+      <w:r>
+        <w:rPr>
+          <w:b/>
+          <w:bCs/>
+        </w:rPr>
+        <w:t xml:space="preserve">Part 1 — BTC</w:t>
+      </w:r>
+      <w:r>
+        <w:rPr>
+          <w:b/>
+          <w:bCs/>
+        </w:rPr>
+        <w:t xml:space="preserve"> </w:t>
+      </w:r>
+      <w:r>
+        <w:rPr>
+          <w:b/>
+          <w:bCs/>
+          <w:i/>
+          <w:iCs/>
+        </w:rPr>
+        <w:t xml:space="preserve">thin-slicing</w:t>
+      </w:r>
+      <w:r>
+        <w:rPr>
+          <w:b/>
+          <w:bCs/>
+        </w:rPr>
+        <w:t xml:space="preserve"> </w:t>
+      </w:r>
+      <w:r>
+        <w:rPr>
+          <w:b/>
+          <w:bCs/>
+        </w:rPr>
+        <w:t xml:space="preserve">(10 min)</w:t>
+      </w:r>
+      <w:r>
+        <w:t xml:space="preserve"> </w:t>
+      </w:r>
+      <w:r>
+        <w:t xml:space="preserve">— see Phase 2, 12–22 min. Random groups of 3 by playing-card suit; four chart-paper stations with the same four-level puzzle card; three-minute rotations. Teacher walks but does not solve. The lesson’s</w:t>
+      </w:r>
+      <w:r>
+        <w:t xml:space="preserve"> </w:t>
+      </w:r>
+      <w:r>
+        <w:t xml:space="preserve">“aha”</w:t>
+      </w:r>
+      <w:r>
+        <w:t xml:space="preserve"> </w:t>
+      </w:r>
+      <w:r>
+        <w:t xml:space="preserve">lands at Level 2 — the moment a group realizes that adding horizontal velocity changed nothing about the fall time. Don’t preview that — let them discover it.</w:t>
+      </w:r>
+    </w:p>
+    <w:p>
+      <w:pPr>
+        <w:pStyle w:val="BodyText"/>
+      </w:pPr>
+      <w:r>
+        <w:rPr>
+          <w:b/>
+          <w:bCs/>
+        </w:rPr>
+        <w:t xml:space="preserve">Part 2 — Hochman</w:t>
+      </w:r>
+      <w:r>
+        <w:rPr>
+          <w:b/>
+          <w:bCs/>
+        </w:rPr>
+        <w:t xml:space="preserve"> </w:t>
+      </w:r>
+      <w:r>
+        <w:rPr>
+          <w:b/>
+          <w:bCs/>
+          <w:i/>
+          <w:iCs/>
+        </w:rPr>
+        <w:t xml:space="preserve">paragraph topic sentence</w:t>
+      </w:r>
+      <w:r>
+        <w:rPr>
+          <w:b/>
+          <w:bCs/>
+        </w:rPr>
+        <w:t xml:space="preserve"> </w:t>
+      </w:r>
+      <w:r>
+        <w:rPr>
+          <w:b/>
+          <w:bCs/>
+        </w:rPr>
+        <w:t xml:space="preserve">(10 min)</w:t>
+      </w:r>
+      <w:r>
+        <w:t xml:space="preserve"> </w:t>
+      </w:r>
+      <w:r>
+        <w:t xml:space="preserve">— see Phase 2, 22–32 min. Topic-sentence frame provided (</w:t>
+      </w:r>
+      <w:r>
+        <w:t xml:space="preserve">“When a projectile is launched horizontally, its fall time depends only on the launch height — not on the horizontal speed”</w:t>
+      </w:r>
+      <w:r>
+        <w:t xml:space="preserve">). Students write two supporting sentences: an evidence sentence (a number from the simulator) and a causal-mechanism sentence (gravity is purely vertical). Read three paragraphs aloud and discuss which topic sentence most clearly</w:t>
+      </w:r>
+      <w:r>
+        <w:t xml:space="preserve"> </w:t>
+      </w:r>
+      <w:r>
+        <w:rPr>
+          <w:i/>
+          <w:iCs/>
+        </w:rPr>
+        <w:t xml:space="preserve">previews</w:t>
+      </w:r>
+      <w:r>
+        <w:t xml:space="preserve"> </w:t>
+      </w:r>
+      <w:r>
+        <w:t xml:space="preserve">what its supports will show.</w:t>
+      </w:r>
+    </w:p>
+    <w:p>
+      <w:pPr>
+        <w:pStyle w:val="BodyText"/>
+      </w:pPr>
+      <w:r>
+        <w:t xml:space="preserve">The two strategies stack: BTC produces the discovery; Hochman makes the discovery</w:t>
+      </w:r>
+      <w:r>
+        <w:t xml:space="preserve"> </w:t>
+      </w:r>
+      <w:r>
+        <w:rPr>
+          <w:i/>
+          <w:iCs/>
+        </w:rPr>
+        <w:t xml:space="preserve">defensible in writing</w:t>
+      </w:r>
+      <w:r>
+        <w:t xml:space="preserve">.</w:t>
+      </w:r>
+    </w:p>
+    <w:p>
+      <w:r>
+        <w:pict>
+          <v:rect style="width:0;height:1.5pt" o:hralign="center" o:hrstd="t" o:hr="t"/>
+        </w:pict>
+      </w:r>
+    </w:p>
+    <w:bookmarkEnd w:id="40"/>
+    <w:bookmarkStart w:id="41" w:name="nyssls-observation-checklist-crosswalk"/>
     <w:p>
       <w:pPr>
         <w:pStyle w:val="Heading2"/>
@@ -362,7 +2603,7 @@
               <w:pStyle w:val="Compact"/>
             </w:pPr>
             <w:r>
-              <w:t xml:space="preserve">Item</w:t>
+              <w:t xml:space="preserve">Checklist item</w:t>
             </w:r>
           </w:p>
         </w:tc>
@@ -373,7 +2614,7 @@
               <w:pStyle w:val="Compact"/>
             </w:pPr>
             <w:r>
-              <w:t xml:space="preserve">Where it shows up in this lesson</w:t>
+              <w:t xml:space="preserve">Where it appears in this lesson</w:t>
             </w:r>
           </w:p>
         </w:tc>
@@ -408,7 +2649,7 @@
               <w:pStyle w:val="Compact"/>
             </w:pPr>
             <w:r>
-              <w:t xml:space="preserve">Phenomenon section — MythBusters bullet experiment</w:t>
+              <w:t xml:space="preserve">Phase 1 — MythBusters bullet experiment</w:t>
             </w:r>
           </w:p>
         </w:tc>
@@ -443,7 +2684,7 @@
               <w:pStyle w:val="Compact"/>
             </w:pPr>
             <w:r>
-              <w:t xml:space="preserve">TT#1 after the video; TT#2 after BTC thin-slicing tasks</w:t>
+              <w:t xml:space="preserve">Phase 1 (TT#1 on intuition vs. evidence), Phase 3 (TT#2 on which variable controls fall time)</w:t>
             </w:r>
           </w:p>
         </w:tc>
@@ -478,7 +2719,7 @@
               <w:pStyle w:val="Compact"/>
             </w:pPr>
             <w:r>
-              <w:t xml:space="preserve">Initial Model + thin-slicing puzzle progression</w:t>
+              <w:t xml:space="preserve">Phase 1 (initial trajectory sketch), Phase 2 (BTC stations + Hochman paragraph), Phase 4 (revise)</w:t>
             </w:r>
           </w:p>
         </w:tc>
@@ -513,7 +2754,20 @@
               <w:pStyle w:val="Compact"/>
             </w:pPr>
             <w:r>
-              <w:t xml:space="preserve">CCC Focus restated when separating x- and y-motions</w:t>
+              <w:t xml:space="preserve">Lesson Overview ·</w:t>
+            </w:r>
+            <w:r>
+              <w:t xml:space="preserve"> </w:t>
+            </w:r>
+            <w:r>
+              <w:rPr>
+                <w:i/>
+                <w:iCs/>
+              </w:rPr>
+              <w:t xml:space="preserve">Cause and Effect</w:t>
+            </w:r>
+            <w:r>
+              <w:t xml:space="preserve">, restated in Phase 3 consensus</w:t>
             </w:r>
           </w:p>
         </w:tc>
@@ -537,7 +2791,7 @@
               <w:pStyle w:val="Compact"/>
             </w:pPr>
             <w:r>
-              <w:t xml:space="preserve">ENL — ≤3 vocab, second half</w:t>
+              <w:t xml:space="preserve">ENL — ≤ 3 vocab, second half</w:t>
             </w:r>
           </w:p>
         </w:tc>
@@ -548,7 +2802,7 @@
               <w:pStyle w:val="Compact"/>
             </w:pPr>
             <w:r>
-              <w:t xml:space="preserve">Key Vocabulary (horizontal velocity / vertical velocity / range) post-investigation</w:t>
+              <w:t xml:space="preserve">Phase 3 — Vocabulary at 35–37 min (horizontal velocity / vertical velocity / range)</w:t>
             </w:r>
           </w:p>
         </w:tc>
@@ -583,7 +2837,7 @@
               <w:pStyle w:val="Compact"/>
             </w:pPr>
             <w:r>
-              <w:t xml:space="preserve">Return to the Phenomenon — re-watch MythBusters with x-y separation</w:t>
+              <w:t xml:space="preserve">Phase 4 — Re-watch MythBusters with vocabulary</w:t>
             </w:r>
           </w:p>
         </w:tc>
@@ -618,7 +2872,7 @@
               <w:pStyle w:val="Compact"/>
             </w:pPr>
             <w:r>
-              <w:t xml:space="preserve">BTC random groups distribute load; Hochman scaffold structures the writing</w:t>
+              <w:t xml:space="preserve">Access &amp; Differentiation block (Hochman frames, formula reference card)</w:t>
             </w:r>
           </w:p>
         </w:tc>
@@ -653,62 +2907,27 @@
               <w:pStyle w:val="Compact"/>
             </w:pPr>
             <w:r>
-              <w:t xml:space="preserve">Exit Ticket — table-edge problem</w:t>
+              <w:t xml:space="preserve">Phase 5 — Exit Ticket (table-edge marble + Hochman topic sentence)</w:t>
             </w:r>
           </w:p>
         </w:tc>
       </w:tr>
     </w:tbl>
-    <w:bookmarkEnd w:id="20"/>
-    <w:bookmarkStart w:id="21" w:name="opening-connection"/>
     <w:p>
+      <w:r>
+        <w:pict>
+          <v:rect style="width:0;height:1.5pt" o:hralign="center" o:hrstd="t" o:hr="t"/>
+        </w:pict>
+      </w:r>
+    </w:p>
+    <w:bookmarkEnd w:id="41"/>
+    <w:bookmarkStart w:id="42" w:name="companion-materials"/>
+    <w:p>
       <w:pPr>
         <w:pStyle w:val="Heading2"/>
       </w:pPr>
       <w:r>
-        <w:t xml:space="preserve">Opening Connection</w:t>
-      </w:r>
-    </w:p>
-    <w:p>
-      <w:pPr>
-        <w:pStyle w:val="FirstParagraph"/>
-      </w:pPr>
-      <w:r>
-        <w:t xml:space="preserve">Pick one (SEL):</w:t>
-      </w:r>
-      <w:r>
-        <w:t xml:space="preserve"> </w:t>
-      </w:r>
-      <w:r>
-        <w:t xml:space="preserve">- 1-question check-in</w:t>
-      </w:r>
-      <w:r>
-        <w:t xml:space="preserve"> </w:t>
-      </w:r>
-      <w:r>
-        <w:t xml:space="preserve">-</w:t>
-      </w:r>
-      <w:r>
-        <w:t xml:space="preserve"> </w:t>
-      </w:r>
-      <w:r>
-        <w:t xml:space="preserve">“Name something you noticed since last class”</w:t>
-      </w:r>
-      <w:r>
-        <w:t xml:space="preserve"> </w:t>
-      </w:r>
-      <w:r>
-        <w:t xml:space="preserve">- Quick gratitude / effort acknowledgment</w:t>
-      </w:r>
-    </w:p>
-    <w:bookmarkEnd w:id="21"/>
-    <w:bookmarkStart w:id="22" w:name="at-a-glance"/>
-    <w:p>
-      <w:pPr>
-        <w:pStyle w:val="Heading2"/>
-      </w:pPr>
-      <w:r>
-        <w:t xml:space="preserve">At-a-Glance</w:t>
+        <w:t xml:space="preserve">Companion Materials</w:t>
       </w:r>
     </w:p>
     <w:p>
@@ -716,1403 +2935,7 @@
         <w:pStyle w:val="Compact"/>
         <w:numPr>
           <w:ilvl w:val="0"/>
-          <w:numId w:val="1003"/>
-        </w:numPr>
-      </w:pPr>
-      <w:r>
-        <w:rPr>
-          <w:b/>
-          <w:bCs/>
-        </w:rPr>
-        <w:t xml:space="preserve">Duration:</w:t>
-      </w:r>
-      <w:r>
-        <w:t xml:space="preserve"> </w:t>
-      </w:r>
-      <w:r>
-        <w:t xml:space="preserve">42 minutes (1 period; consider double-period day so the BTC plus Hochman can both land)</w:t>
-      </w:r>
-    </w:p>
-    <w:p>
-      <w:pPr>
-        <w:pStyle w:val="Compact"/>
-        <w:numPr>
-          <w:ilvl w:val="0"/>
-          <w:numId w:val="1003"/>
-        </w:numPr>
-      </w:pPr>
-      <w:r>
-        <w:rPr>
-          <w:b/>
-          <w:bCs/>
-        </w:rPr>
-        <w:t xml:space="preserve">Materials:</w:t>
-      </w:r>
-      <w:r>
-        <w:t xml:space="preserve"> </w:t>
-      </w:r>
-      <w:r>
-        <w:t xml:space="preserve">Whiteboards / chart paper at standing height (4 stations); markers; deck of cards (random groups); printed thin-slicing task cards (4 levels per station); printed Hochman paragraph organizer (one per student); access to the interactive on devices.</w:t>
-      </w:r>
-    </w:p>
-    <w:p>
-      <w:pPr>
-        <w:pStyle w:val="Compact"/>
-        <w:numPr>
-          <w:ilvl w:val="0"/>
-          <w:numId w:val="1003"/>
-        </w:numPr>
-      </w:pPr>
-      <w:r>
-        <w:rPr>
-          <w:b/>
-          <w:bCs/>
-        </w:rPr>
-        <w:t xml:space="preserve">Safety:</w:t>
-      </w:r>
-      <w:r>
-        <w:t xml:space="preserve"> </w:t>
-      </w:r>
-      <w:r>
-        <w:t xml:space="preserve">None.</w:t>
-      </w:r>
-    </w:p>
-    <w:p>
-      <w:pPr>
-        <w:pStyle w:val="Compact"/>
-        <w:numPr>
-          <w:ilvl w:val="0"/>
-          <w:numId w:val="1003"/>
-        </w:numPr>
-      </w:pPr>
-      <w:r>
-        <w:rPr>
-          <w:b/>
-          <w:bCs/>
-        </w:rPr>
-        <w:t xml:space="preserve">Prior knowledge:</w:t>
-      </w:r>
-      <w:r>
-        <w:t xml:space="preserve"> </w:t>
-      </w:r>
-      <w:r>
-        <w:t xml:space="preserve">Lessons 01–07 (vectors → components, freefall, vertical projectiles).</w:t>
-      </w:r>
-    </w:p>
-    <w:bookmarkEnd w:id="22"/>
-    <w:bookmarkStart w:id="23" w:name="lesson-objectives"/>
-    <w:p>
-      <w:pPr>
-        <w:pStyle w:val="Heading2"/>
-      </w:pPr>
-      <w:r>
-        <w:t xml:space="preserve">Lesson Objectives</w:t>
-      </w:r>
-    </w:p>
-    <w:p>
-      <w:pPr>
-        <w:pStyle w:val="FirstParagraph"/>
-      </w:pPr>
-      <w:r>
-        <w:t xml:space="preserve">I can…</w:t>
-      </w:r>
-      <w:r>
-        <w:t xml:space="preserve"> </w:t>
-      </w:r>
-      <w:r>
-        <w:t xml:space="preserve">- Explain why the horizontal velocity of a projectile does not change the fall time (in the absence of air resistance).</w:t>
-      </w:r>
-      <w:r>
-        <w:t xml:space="preserve"> </w:t>
-      </w:r>
-      <w:r>
-        <w:t xml:space="preserve">- Calculate the time-to-fall and the horizontal range for a projectile launched horizontally from a height.</w:t>
-      </w:r>
-      <w:r>
-        <w:t xml:space="preserve"> </w:t>
-      </w:r>
-      <w:r>
-        <w:t xml:space="preserve">- Write a 3-sentence paragraph (with a topic sentence) explaining why fall time depends only on the launch height.</w:t>
-      </w:r>
-    </w:p>
-    <w:bookmarkEnd w:id="23"/>
-    <w:bookmarkStart w:id="24" w:name="agenda"/>
-    <w:p>
-      <w:pPr>
-        <w:pStyle w:val="Heading2"/>
-      </w:pPr>
-      <w:r>
-        <w:t xml:space="preserve">Agenda</w:t>
-      </w:r>
-    </w:p>
-    <w:tbl>
-      <w:tblPr>
-        <w:tblStyle w:val="Table"/>
-        <w:tblW w:type="pct" w:w="5000"/>
-        <w:tblLayout w:type="fixed"/>
-        <w:tblLook w:firstRow="1" w:lastRow="0" w:firstColumn="0" w:lastColumn="0" w:noHBand="0" w:noVBand="0" w:val="0020"/>
-      </w:tblPr>
-      <w:tblGrid>
-        <w:gridCol w:w="2640"/>
-        <w:gridCol w:w="2640"/>
-        <w:gridCol w:w="2640"/>
-      </w:tblGrid>
-      <w:tr>
-        <w:trPr>
-          <w:tblHeader w:val="on"/>
-        </w:trPr>
-        <w:tc>
-          <w:tcPr/>
-          <w:p>
-            <w:pPr>
-              <w:pStyle w:val="Compact"/>
-            </w:pPr>
-            <w:r>
-              <w:t xml:space="preserve">Time</w:t>
-            </w:r>
-          </w:p>
-        </w:tc>
-        <w:tc>
-          <w:tcPr/>
-          <w:p>
-            <w:pPr>
-              <w:pStyle w:val="Compact"/>
-            </w:pPr>
-            <w:r>
-              <w:t xml:space="preserve">Block</w:t>
-            </w:r>
-          </w:p>
-        </w:tc>
-        <w:tc>
-          <w:tcPr/>
-          <w:p>
-            <w:pPr>
-              <w:pStyle w:val="Compact"/>
-            </w:pPr>
-            <w:r>
-              <w:t xml:space="preserve">Notes</w:t>
-            </w:r>
-          </w:p>
-        </w:tc>
-      </w:tr>
-      <w:tr>
-        <w:tc>
-          <w:tcPr/>
-          <w:p>
-            <w:pPr>
-              <w:pStyle w:val="Compact"/>
-            </w:pPr>
-            <w:r>
-              <w:t xml:space="preserve">0–3</w:t>
-            </w:r>
-          </w:p>
-        </w:tc>
-        <w:tc>
-          <w:tcPr/>
-          <w:p>
-            <w:pPr>
-              <w:pStyle w:val="Compact"/>
-            </w:pPr>
-            <w:r>
-              <w:t xml:space="preserve">Opening Connection (SEL)</w:t>
-            </w:r>
-          </w:p>
-        </w:tc>
-        <w:tc>
-          <w:tcPr/>
-          <w:p>
-            <w:pPr>
-              <w:pStyle w:val="Compact"/>
-            </w:pPr>
-            <w:r>
-              <w:t xml:space="preserve">Brief check-in</w:t>
-            </w:r>
-          </w:p>
-        </w:tc>
-      </w:tr>
-      <w:tr>
-        <w:tc>
-          <w:tcPr/>
-          <w:p>
-            <w:pPr>
-              <w:pStyle w:val="Compact"/>
-            </w:pPr>
-            <w:r>
-              <w:t xml:space="preserve">3–8</w:t>
-            </w:r>
-          </w:p>
-        </w:tc>
-        <w:tc>
-          <w:tcPr/>
-          <w:p>
-            <w:pPr>
-              <w:pStyle w:val="Compact"/>
-            </w:pPr>
-            <w:r>
-              <w:t xml:space="preserve">Phenomenon hook</w:t>
-            </w:r>
-          </w:p>
-        </w:tc>
-        <w:tc>
-          <w:tcPr/>
-          <w:p>
-            <w:pPr>
-              <w:pStyle w:val="Compact"/>
-            </w:pPr>
-            <w:r>
-              <w:t xml:space="preserve">Play MythBusters bullet clip; class predicts which lands first</w:t>
-            </w:r>
-          </w:p>
-        </w:tc>
-      </w:tr>
-      <w:tr>
-        <w:tc>
-          <w:tcPr/>
-          <w:p>
-            <w:pPr>
-              <w:pStyle w:val="Compact"/>
-            </w:pPr>
-            <w:r>
-              <w:t xml:space="preserve">8–13</w:t>
-            </w:r>
-          </w:p>
-        </w:tc>
-        <w:tc>
-          <w:tcPr/>
-          <w:p>
-            <w:pPr>
-              <w:pStyle w:val="Compact"/>
-            </w:pPr>
-            <w:r>
-              <w:t xml:space="preserve">Notice &amp; Wonder + Turn and Talk #1</w:t>
-            </w:r>
-          </w:p>
-        </w:tc>
-        <w:tc>
-          <w:tcPr/>
-          <w:p>
-            <w:pPr>
-              <w:pStyle w:val="Compact"/>
-            </w:pPr>
-            <w:r>
-              <w:t xml:space="preserve">Capture predictions; surface the</w:t>
-            </w:r>
-            <w:r>
-              <w:t xml:space="preserve"> </w:t>
-            </w:r>
-            <w:r>
-              <w:t xml:space="preserve">“horizontal velocity should help it stay aloft”</w:t>
-            </w:r>
-            <w:r>
-              <w:t xml:space="preserve"> </w:t>
-            </w:r>
-            <w:r>
-              <w:t xml:space="preserve">misconception</w:t>
-            </w:r>
-          </w:p>
-        </w:tc>
-      </w:tr>
-      <w:tr>
-        <w:tc>
-          <w:tcPr/>
-          <w:p>
-            <w:pPr>
-              <w:pStyle w:val="Compact"/>
-            </w:pPr>
-            <w:r>
-              <w:t xml:space="preserve">13–18</w:t>
-            </w:r>
-          </w:p>
-        </w:tc>
-        <w:tc>
-          <w:tcPr/>
-          <w:p>
-            <w:pPr>
-              <w:pStyle w:val="Compact"/>
-            </w:pPr>
-            <w:r>
-              <w:t xml:space="preserve">Initial Model</w:t>
-            </w:r>
-          </w:p>
-        </w:tc>
-        <w:tc>
-          <w:tcPr/>
-          <w:p>
-            <w:pPr>
-              <w:pStyle w:val="Compact"/>
-            </w:pPr>
-            <w:r>
-              <w:t xml:space="preserve">Students sketch the trajectories of a fired bullet and a dropped bullet on the same y-vs-x grid</w:t>
-            </w:r>
-          </w:p>
-        </w:tc>
-      </w:tr>
-      <w:tr>
-        <w:tc>
-          <w:tcPr/>
-          <w:p>
-            <w:pPr>
-              <w:pStyle w:val="Compact"/>
-            </w:pPr>
-            <w:r>
-              <w:t xml:space="preserve">18–28</w:t>
-            </w:r>
-          </w:p>
-        </w:tc>
-        <w:tc>
-          <w:tcPr/>
-          <w:p>
-            <w:pPr>
-              <w:pStyle w:val="Compact"/>
-            </w:pPr>
-            <w:r>
-              <w:t xml:space="preserve">Investigate — interactive + BTC thin-slicing</w:t>
-            </w:r>
-          </w:p>
-        </w:tc>
-        <w:tc>
-          <w:tcPr/>
-          <w:p>
-            <w:pPr>
-              <w:pStyle w:val="Compact"/>
-            </w:pPr>
-            <w:r>
-              <w:t xml:space="preserve">See Strategy Spotlight (Part 1)</w:t>
-            </w:r>
-          </w:p>
-        </w:tc>
-      </w:tr>
-      <w:tr>
-        <w:tc>
-          <w:tcPr/>
-          <w:p>
-            <w:pPr>
-              <w:pStyle w:val="Compact"/>
-            </w:pPr>
-            <w:r>
-              <w:t xml:space="preserve">28–37</w:t>
-            </w:r>
-          </w:p>
-        </w:tc>
-        <w:tc>
-          <w:tcPr/>
-          <w:p>
-            <w:pPr>
-              <w:pStyle w:val="Compact"/>
-            </w:pPr>
-            <w:r>
-              <w:t xml:space="preserve">Hochman paragraph topic-sentence work</w:t>
-            </w:r>
-          </w:p>
-        </w:tc>
-        <w:tc>
-          <w:tcPr/>
-          <w:p>
-            <w:pPr>
-              <w:pStyle w:val="Compact"/>
-            </w:pPr>
-            <w:r>
-              <w:t xml:space="preserve">See Strategy Spotlight (Part 2)</w:t>
-            </w:r>
-          </w:p>
-        </w:tc>
-      </w:tr>
-      <w:tr>
-        <w:tc>
-          <w:tcPr/>
-          <w:p>
-            <w:pPr>
-              <w:pStyle w:val="Compact"/>
-            </w:pPr>
-            <w:r>
-              <w:t xml:space="preserve">37–40</w:t>
-            </w:r>
-          </w:p>
-        </w:tc>
-        <w:tc>
-          <w:tcPr/>
-          <w:p>
-            <w:pPr>
-              <w:pStyle w:val="Compact"/>
-            </w:pPr>
-            <w:r>
-              <w:t xml:space="preserve">Vocabulary + Revise Model</w:t>
-            </w:r>
-          </w:p>
-        </w:tc>
-        <w:tc>
-          <w:tcPr/>
-          <w:p>
-            <w:pPr>
-              <w:pStyle w:val="Compact"/>
-            </w:pPr>
-            <w:r>
-              <w:t xml:space="preserve">Introduce</w:t>
-            </w:r>
-            <w:r>
-              <w:t xml:space="preserve"> </w:t>
-            </w:r>
-            <w:r>
-              <w:rPr>
-                <w:i/>
-                <w:iCs/>
-              </w:rPr>
-              <w:t xml:space="preserve">horizontal velocity</w:t>
-            </w:r>
-            <w:r>
-              <w:t xml:space="preserve">,</w:t>
-            </w:r>
-            <w:r>
-              <w:t xml:space="preserve"> </w:t>
-            </w:r>
-            <w:r>
-              <w:rPr>
-                <w:i/>
-                <w:iCs/>
-              </w:rPr>
-              <w:t xml:space="preserve">vertical velocity</w:t>
-            </w:r>
-            <w:r>
-              <w:t xml:space="preserve">,</w:t>
-            </w:r>
-            <w:r>
-              <w:t xml:space="preserve"> </w:t>
-            </w:r>
-            <w:r>
-              <w:rPr>
-                <w:i/>
-                <w:iCs/>
-              </w:rPr>
-              <w:t xml:space="preserve">range</w:t>
-            </w:r>
-          </w:p>
-        </w:tc>
-      </w:tr>
-      <w:tr>
-        <w:tc>
-          <w:tcPr/>
-          <w:p>
-            <w:pPr>
-              <w:pStyle w:val="Compact"/>
-            </w:pPr>
-            <w:r>
-              <w:t xml:space="preserve">40–42</w:t>
-            </w:r>
-          </w:p>
-        </w:tc>
-        <w:tc>
-          <w:tcPr/>
-          <w:p>
-            <w:pPr>
-              <w:pStyle w:val="Compact"/>
-            </w:pPr>
-            <w:r>
-              <w:t xml:space="preserve">Exit Ticket + Closing Reflection</w:t>
-            </w:r>
-          </w:p>
-        </w:tc>
-        <w:tc>
-          <w:tcPr/>
-          <w:p>
-            <w:pPr>
-              <w:pStyle w:val="Compact"/>
-            </w:pPr>
-            <w:r>
-              <w:t xml:space="preserve">Table-edge problem</w:t>
-            </w:r>
-          </w:p>
-        </w:tc>
-      </w:tr>
-    </w:tbl>
-    <w:bookmarkEnd w:id="24"/>
-    <w:bookmarkStart w:id="25" w:name="discussion-prompts"/>
-    <w:p>
-      <w:pPr>
-        <w:pStyle w:val="Heading2"/>
-      </w:pPr>
-      <w:r>
-        <w:t xml:space="preserve">Discussion Prompts</w:t>
-      </w:r>
-    </w:p>
-    <w:p>
-      <w:pPr>
-        <w:pStyle w:val="Compact"/>
-        <w:numPr>
-          <w:ilvl w:val="0"/>
-          <w:numId w:val="1004"/>
-        </w:numPr>
-      </w:pPr>
-      <w:r>
-        <w:t xml:space="preserve">“If you fire a bullet horizontally and drop another bullet at the same instant from the same height, which hits the ground first?”</w:t>
-      </w:r>
-    </w:p>
-    <w:p>
-      <w:pPr>
-        <w:pStyle w:val="Compact"/>
-        <w:numPr>
-          <w:ilvl w:val="0"/>
-          <w:numId w:val="1004"/>
-        </w:numPr>
-      </w:pPr>
-      <w:r>
-        <w:rPr>
-          <w:i/>
-          <w:iCs/>
-        </w:rPr>
-        <w:t xml:space="preserve">Sample student response:</w:t>
-      </w:r>
-      <w:r>
-        <w:t xml:space="preserve"> </w:t>
-      </w:r>
-      <w:r>
-        <w:t xml:space="preserve">“They hit at the same time, because gravity is the only thing pulling them down — and the bullets started with the same vertical velocity (zero).”</w:t>
-      </w:r>
-    </w:p>
-    <w:p>
-      <w:pPr>
-        <w:pStyle w:val="Compact"/>
-        <w:numPr>
-          <w:ilvl w:val="0"/>
-          <w:numId w:val="1004"/>
-        </w:numPr>
-      </w:pPr>
-      <w:r>
-        <w:t xml:space="preserve">“What is the horizontal velocity at the moment of landing? Did it change during the fall?”</w:t>
-      </w:r>
-    </w:p>
-    <w:p>
-      <w:pPr>
-        <w:pStyle w:val="Compact"/>
-        <w:numPr>
-          <w:ilvl w:val="0"/>
-          <w:numId w:val="1004"/>
-        </w:numPr>
-      </w:pPr>
-      <w:r>
-        <w:rPr>
-          <w:i/>
-          <w:iCs/>
-        </w:rPr>
-        <w:t xml:space="preserve">Probe:</w:t>
-      </w:r>
-      <w:r>
-        <w:t xml:space="preserve"> </w:t>
-      </w:r>
-      <w:r>
-        <w:t xml:space="preserve">“If horizontal velocity didn’t change, what does that say about the</w:t>
-      </w:r>
-      <w:r>
-        <w:t xml:space="preserve"> </w:t>
-      </w:r>
-      <w:r>
-        <w:rPr>
-          <w:i/>
-          <w:iCs/>
-        </w:rPr>
-        <w:t xml:space="preserve">horizontal acceleration</w:t>
-      </w:r>
-      <w:r>
-        <w:t xml:space="preserve">?”</w:t>
-      </w:r>
-    </w:p>
-    <w:bookmarkEnd w:id="25"/>
-    <w:bookmarkStart w:id="26" w:name="common-misconceptions"/>
-    <w:p>
-      <w:pPr>
-        <w:pStyle w:val="Heading2"/>
-      </w:pPr>
-      <w:r>
-        <w:t xml:space="preserve">Common Misconceptions</w:t>
-      </w:r>
-    </w:p>
-    <w:p>
-      <w:pPr>
-        <w:pStyle w:val="Compact"/>
-        <w:numPr>
-          <w:ilvl w:val="0"/>
-          <w:numId w:val="1005"/>
-        </w:numPr>
-      </w:pPr>
-      <w:r>
-        <w:rPr>
-          <w:b/>
-          <w:bCs/>
-        </w:rPr>
-        <w:t xml:space="preserve">Misconception:</w:t>
-      </w:r>
-      <w:r>
-        <w:t xml:space="preserve"> </w:t>
-      </w:r>
-      <w:r>
-        <w:t xml:space="preserve">“A faster horizontal launch keeps the projectile in the air longer.”</w:t>
-      </w:r>
-      <w:r>
-        <w:t xml:space="preserve"> </w:t>
-      </w:r>
-      <w:r>
-        <w:t xml:space="preserve">→</w:t>
-      </w:r>
-      <w:r>
-        <w:t xml:space="preserve"> </w:t>
-      </w:r>
-      <w:r>
-        <w:rPr>
-          <w:b/>
-          <w:bCs/>
-        </w:rPr>
-        <w:t xml:space="preserve">Correction:</w:t>
-      </w:r>
-      <w:r>
-        <w:t xml:space="preserve"> </w:t>
-      </w:r>
-      <w:r>
-        <w:t xml:space="preserve">Time-of-fall is determined by the</w:t>
-      </w:r>
-      <w:r>
-        <w:t xml:space="preserve"> </w:t>
-      </w:r>
-      <w:r>
-        <w:rPr>
-          <w:i/>
-          <w:iCs/>
-        </w:rPr>
-        <w:t xml:space="preserve">vertical</w:t>
-      </w:r>
-      <w:r>
-        <w:t xml:space="preserve"> </w:t>
-      </w:r>
-      <w:r>
-        <w:t xml:space="preserve">component alone. Horizontal velocity affects</w:t>
-      </w:r>
-      <w:r>
-        <w:t xml:space="preserve"> </w:t>
-      </w:r>
-      <w:r>
-        <w:rPr>
-          <w:i/>
-          <w:iCs/>
-        </w:rPr>
-        <w:t xml:space="preserve">range</w:t>
-      </w:r>
-      <w:r>
-        <w:t xml:space="preserve"> </w:t>
-      </w:r>
-      <w:r>
-        <w:t xml:space="preserve">(how far it goes), not time.</w:t>
-      </w:r>
-    </w:p>
-    <w:p>
-      <w:pPr>
-        <w:pStyle w:val="Compact"/>
-        <w:numPr>
-          <w:ilvl w:val="0"/>
-          <w:numId w:val="1005"/>
-        </w:numPr>
-      </w:pPr>
-      <w:r>
-        <w:rPr>
-          <w:b/>
-          <w:bCs/>
-        </w:rPr>
-        <w:t xml:space="preserve">Misconception:</w:t>
-      </w:r>
-      <w:r>
-        <w:t xml:space="preserve"> </w:t>
-      </w:r>
-      <w:r>
-        <w:t xml:space="preserve">“There is a horizontal force on the projectile.”</w:t>
-      </w:r>
-      <w:r>
-        <w:t xml:space="preserve"> </w:t>
-      </w:r>
-      <w:r>
-        <w:t xml:space="preserve">→</w:t>
-      </w:r>
-      <w:r>
-        <w:t xml:space="preserve"> </w:t>
-      </w:r>
-      <w:r>
-        <w:rPr>
-          <w:b/>
-          <w:bCs/>
-        </w:rPr>
-        <w:t xml:space="preserve">Correction:</w:t>
-      </w:r>
-      <w:r>
-        <w:t xml:space="preserve"> </w:t>
-      </w:r>
-      <w:r>
-        <w:t xml:space="preserve">Once released, the only force on a projectile (ignoring air resistance) is gravity, which is purely vertical.</w:t>
-      </w:r>
-    </w:p>
-    <w:p>
-      <w:pPr>
-        <w:pStyle w:val="Compact"/>
-        <w:numPr>
-          <w:ilvl w:val="0"/>
-          <w:numId w:val="1005"/>
-        </w:numPr>
-      </w:pPr>
-      <w:r>
-        <w:rPr>
-          <w:b/>
-          <w:bCs/>
-        </w:rPr>
-        <w:t xml:space="preserve">Misconception:</w:t>
-      </w:r>
-      <w:r>
-        <w:t xml:space="preserve"> </w:t>
-      </w:r>
-      <w:r>
-        <w:t xml:space="preserve">“Doubling the launch height doubles the fall time.”</w:t>
-      </w:r>
-      <w:r>
-        <w:t xml:space="preserve"> </w:t>
-      </w:r>
-      <w:r>
-        <w:t xml:space="preserve">→</w:t>
-      </w:r>
-      <w:r>
-        <w:t xml:space="preserve"> </w:t>
-      </w:r>
-      <w:r>
-        <w:rPr>
-          <w:b/>
-          <w:bCs/>
-        </w:rPr>
-        <w:t xml:space="preserve">Correction:</w:t>
-      </w:r>
-      <w:r>
-        <w:t xml:space="preserve"> </w:t>
-      </w:r>
-      <w:r>
-        <w:t xml:space="preserve">Time goes as √h, so doubling h multiplies time by √2 ≈ 1.41, not 2.</w:t>
-      </w:r>
-    </w:p>
-    <w:bookmarkEnd w:id="26"/>
-    <w:bookmarkStart w:id="27" w:name="access-differentiation"/>
-    <w:p>
-      <w:pPr>
-        <w:pStyle w:val="Heading2"/>
-      </w:pPr>
-      <w:r>
-        <w:t xml:space="preserve">Access &amp; Differentiation</w:t>
-      </w:r>
-    </w:p>
-    <w:p>
-      <w:pPr>
-        <w:pStyle w:val="Compact"/>
-        <w:numPr>
-          <w:ilvl w:val="0"/>
-          <w:numId w:val="1006"/>
-        </w:numPr>
-      </w:pPr>
-      <w:r>
-        <w:rPr>
-          <w:b/>
-          <w:bCs/>
-        </w:rPr>
-        <w:t xml:space="preserve">ELL/ENL supports:</w:t>
-      </w:r>
-      <w:r>
-        <w:t xml:space="preserve"> </w:t>
-      </w:r>
-      <w:r>
-        <w:t xml:space="preserve">Sentence frames embedded in the Hochman scaffold itself: *“Fall time depends only on</w:t>
-      </w:r>
-      <w:r>
-        <w:t xml:space="preserve"> </w:t>
-      </w:r>
-      <w:r>
-        <w:rPr>
-          <w:b/>
-          <w:bCs/>
-          <w:i/>
-          <w:iCs/>
-        </w:rPr>
-        <w:t xml:space="preserve">, because gravity acts only</w:t>
-      </w:r>
-      <w:r>
-        <w:rPr>
-          <w:b/>
-          <w:bCs/>
-          <w:i/>
-          <w:iCs/>
-        </w:rPr>
-        <w:t xml:space="preserve"> </w:t>
-      </w:r>
-      <w:r>
-        <w:t xml:space="preserve">, so horizontal velocity ___.”* Word-choice box: {horizontal, vertical, gravity, range, fall time, independent, components}.</w:t>
-      </w:r>
-    </w:p>
-    <w:p>
-      <w:pPr>
-        <w:pStyle w:val="Compact"/>
-        <w:numPr>
-          <w:ilvl w:val="0"/>
-          <w:numId w:val="1006"/>
-        </w:numPr>
-      </w:pPr>
-      <w:r>
-        <w:rPr>
-          <w:b/>
-          <w:bCs/>
-        </w:rPr>
-        <w:t xml:space="preserve">IEP/SPED supports:</w:t>
-      </w:r>
-      <w:r>
-        <w:t xml:space="preserve"> </w:t>
-      </w:r>
-      <w:r>
-        <w:t xml:space="preserve">Pre-printed trajectory templates with the y-axis (height) marked at 1 m, 2 m, 5 m. Provide the formula t = √(2h/g) on a reference card.</w:t>
-      </w:r>
-    </w:p>
-    <w:p>
-      <w:pPr>
-        <w:pStyle w:val="Compact"/>
-        <w:numPr>
-          <w:ilvl w:val="0"/>
-          <w:numId w:val="1006"/>
-        </w:numPr>
-      </w:pPr>
-      <w:r>
-        <w:rPr>
-          <w:b/>
-          <w:bCs/>
-        </w:rPr>
-        <w:t xml:space="preserve">Extensions:</w:t>
-      </w:r>
-      <w:r>
-        <w:t xml:space="preserve"> </w:t>
-      </w:r>
-      <w:r>
-        <w:t xml:space="preserve">Predict the</w:t>
-      </w:r>
-      <w:r>
-        <w:t xml:space="preserve"> </w:t>
-      </w:r>
-      <w:r>
-        <w:rPr>
-          <w:i/>
-          <w:iCs/>
-        </w:rPr>
-        <w:t xml:space="preserve">speed</w:t>
-      </w:r>
-      <w:r>
-        <w:t xml:space="preserve"> </w:t>
-      </w:r>
-      <w:r>
-        <w:t xml:space="preserve">(magnitude of v_x and v_y combined) at the moment of impact. Or: a marble rolls off a table 0.8 m high at 1 m/s — where does it land relative to the table edge?</w:t>
-      </w:r>
-    </w:p>
-    <w:bookmarkEnd w:id="27"/>
-    <w:bookmarkStart w:id="28" w:name="strategy-spotlight"/>
-    <w:p>
-      <w:pPr>
-        <w:pStyle w:val="Heading2"/>
-      </w:pPr>
-      <w:r>
-        <w:t xml:space="preserve">Strategy Spotlight</w:t>
-      </w:r>
-    </w:p>
-    <w:p>
-      <w:pPr>
-        <w:pStyle w:val="FirstParagraph"/>
-      </w:pPr>
-      <w:r>
-        <w:rPr>
-          <w:b/>
-          <w:bCs/>
-        </w:rPr>
-        <w:t xml:space="preserve">Part 1 — BTC</w:t>
-      </w:r>
-      <w:r>
-        <w:rPr>
-          <w:b/>
-          <w:bCs/>
-        </w:rPr>
-        <w:t xml:space="preserve"> </w:t>
-      </w:r>
-      <w:r>
-        <w:rPr>
-          <w:b/>
-          <w:bCs/>
-          <w:i/>
-          <w:iCs/>
-        </w:rPr>
-        <w:t xml:space="preserve">thin-slicing</w:t>
-      </w:r>
-      <w:r>
-        <w:rPr>
-          <w:b/>
-          <w:bCs/>
-        </w:rPr>
-        <w:t xml:space="preserve"> </w:t>
-      </w:r>
-      <w:r>
-        <w:rPr>
-          <w:b/>
-          <w:bCs/>
-        </w:rPr>
-        <w:t xml:space="preserve">(10 min).</w:t>
-      </w:r>
-    </w:p>
-    <w:p>
-      <w:pPr>
-        <w:pStyle w:val="BodyText"/>
-      </w:pPr>
-      <w:r>
-        <w:t xml:space="preserve">Random groups of 3 (visibly random, by playing-card suit). At each chart-paper station, post the four progressively harder puzzles:</w:t>
-      </w:r>
-    </w:p>
-    <w:p>
-      <w:pPr>
-        <w:pStyle w:val="Compact"/>
-        <w:numPr>
-          <w:ilvl w:val="0"/>
-          <w:numId w:val="1007"/>
-        </w:numPr>
-      </w:pPr>
-      <w:r>
-        <w:rPr>
-          <w:b/>
-          <w:bCs/>
-        </w:rPr>
-        <w:t xml:space="preserve">Level 1:</w:t>
-      </w:r>
-      <w:r>
-        <w:t xml:space="preserve"> </w:t>
-      </w:r>
-      <w:r>
-        <w:t xml:space="preserve">“A ball is dropped from a 5 m table. How long until it hits the floor? Use g = 9.8 m/s².”</w:t>
-      </w:r>
-      <w:r>
-        <w:t xml:space="preserve"> </w:t>
-      </w:r>
-      <w:r>
-        <w:rPr>
-          <w:i/>
-          <w:iCs/>
-        </w:rPr>
-        <w:t xml:space="preserve">(Answer: t = √(2·5/9.8) ≈ 1.01 s.)</w:t>
-      </w:r>
-    </w:p>
-    <w:p>
-      <w:pPr>
-        <w:pStyle w:val="Compact"/>
-        <w:numPr>
-          <w:ilvl w:val="0"/>
-          <w:numId w:val="1007"/>
-        </w:numPr>
-      </w:pPr>
-      <w:r>
-        <w:rPr>
-          <w:b/>
-          <w:bCs/>
-        </w:rPr>
-        <w:t xml:space="preserve">Level 2:</w:t>
-      </w:r>
-      <w:r>
-        <w:t xml:space="preserve"> </w:t>
-      </w:r>
-      <w:r>
-        <w:t xml:space="preserve">“Same ball, but rolled off the table at 2 m/s horizontally. Now how long until it hits the floor?”</w:t>
-      </w:r>
-      <w:r>
-        <w:t xml:space="preserve"> </w:t>
-      </w:r>
-      <w:r>
-        <w:rPr>
-          <w:i/>
-          <w:iCs/>
-        </w:rPr>
-        <w:t xml:space="preserve">(Same answer: 1.01 s.)</w:t>
-      </w:r>
-    </w:p>
-    <w:p>
-      <w:pPr>
-        <w:pStyle w:val="Compact"/>
-        <w:numPr>
-          <w:ilvl w:val="0"/>
-          <w:numId w:val="1007"/>
-        </w:numPr>
-      </w:pPr>
-      <w:r>
-        <w:rPr>
-          <w:b/>
-          <w:bCs/>
-        </w:rPr>
-        <w:t xml:space="preserve">Level 3:</w:t>
-      </w:r>
-      <w:r>
-        <w:t xml:space="preserve"> </w:t>
-      </w:r>
-      <w:r>
-        <w:t xml:space="preserve">“Now how far horizontally does the rolled ball travel before hitting the floor?”</w:t>
-      </w:r>
-      <w:r>
-        <w:t xml:space="preserve"> </w:t>
-      </w:r>
-      <w:r>
-        <w:rPr>
-          <w:i/>
-          <w:iCs/>
-        </w:rPr>
-        <w:t xml:space="preserve">(Range = v_x · t = 2 × 1.01 ≈ 2.02 m.)</w:t>
-      </w:r>
-    </w:p>
-    <w:p>
-      <w:pPr>
-        <w:pStyle w:val="Compact"/>
-        <w:numPr>
-          <w:ilvl w:val="0"/>
-          <w:numId w:val="1007"/>
-        </w:numPr>
-      </w:pPr>
-      <w:r>
-        <w:rPr>
-          <w:b/>
-          <w:bCs/>
-        </w:rPr>
-        <w:t xml:space="preserve">Level 4:</w:t>
-      </w:r>
-      <w:r>
-        <w:t xml:space="preserve"> </w:t>
-      </w:r>
-      <w:r>
-        <w:t xml:space="preserve">“If we double the table height to 10 m, what happens to the fall time and to the range?”</w:t>
-      </w:r>
-      <w:r>
-        <w:t xml:space="preserve"> </w:t>
-      </w:r>
-      <w:r>
-        <w:rPr>
-          <w:i/>
-          <w:iCs/>
-        </w:rPr>
-        <w:t xml:space="preserve">(t becomes √2 ≈ 1.43 s; range becomes 2 × 1.43 ≈ 2.86 m. The fall time grew by √2, not 2.)</w:t>
-      </w:r>
-    </w:p>
-    <w:p>
-      <w:pPr>
-        <w:pStyle w:val="FirstParagraph"/>
-      </w:pPr>
-      <w:r>
-        <w:t xml:space="preserve">3-minute rotations. Students argue at chart paper. Teacher walks but does not solve.</w:t>
-      </w:r>
-    </w:p>
-    <w:p>
-      <w:pPr>
-        <w:pStyle w:val="BodyText"/>
-      </w:pPr>
-      <w:r>
-        <w:rPr>
-          <w:b/>
-          <w:bCs/>
-        </w:rPr>
-        <w:t xml:space="preserve">Part 2 — Hochman</w:t>
-      </w:r>
-      <w:r>
-        <w:rPr>
-          <w:b/>
-          <w:bCs/>
-        </w:rPr>
-        <w:t xml:space="preserve"> </w:t>
-      </w:r>
-      <w:r>
-        <w:rPr>
-          <w:b/>
-          <w:bCs/>
-          <w:i/>
-          <w:iCs/>
-        </w:rPr>
-        <w:t xml:space="preserve">paragraph topic sentence</w:t>
-      </w:r>
-      <w:r>
-        <w:rPr>
-          <w:b/>
-          <w:bCs/>
-        </w:rPr>
-        <w:t xml:space="preserve"> </w:t>
-      </w:r>
-      <w:r>
-        <w:rPr>
-          <w:b/>
-          <w:bCs/>
-        </w:rPr>
-        <w:t xml:space="preserve">(10 min).</w:t>
-      </w:r>
-    </w:p>
-    <w:p>
-      <w:pPr>
-        <w:pStyle w:val="BodyText"/>
-      </w:pPr>
-      <w:r>
-        <w:t xml:space="preserve">Students write a 3-sentence paragraph explaining why horizontal velocity does not affect fall time. Provide the</w:t>
-      </w:r>
-      <w:r>
-        <w:t xml:space="preserve"> </w:t>
-      </w:r>
-      <w:r>
-        <w:rPr>
-          <w:b/>
-          <w:bCs/>
-        </w:rPr>
-        <w:t xml:space="preserve">topic-sentence frame</w:t>
-      </w:r>
-      <w:r>
-        <w:t xml:space="preserve"> </w:t>
-      </w:r>
-      <w:r>
-        <w:t xml:space="preserve">as a starter:</w:t>
-      </w:r>
-    </w:p>
-    <w:p>
-      <w:pPr>
-        <w:pStyle w:val="BlockText"/>
-      </w:pPr>
-      <w:r>
-        <w:rPr>
-          <w:b/>
-          <w:bCs/>
-        </w:rPr>
-        <w:t xml:space="preserve">Topic sentence:</w:t>
-      </w:r>
-      <w:r>
-        <w:t xml:space="preserve"> </w:t>
-      </w:r>
-      <w:r>
-        <w:t xml:space="preserve">“When a projectile is launched horizontally, its</w:t>
-      </w:r>
-      <w:r>
-        <w:t xml:space="preserve"> </w:t>
-      </w:r>
-      <w:r>
-        <w:rPr>
-          <w:b/>
-          <w:bCs/>
-        </w:rPr>
-        <w:t xml:space="preserve">fall time depends only on the launch height</w:t>
-      </w:r>
-      <w:r>
-        <w:t xml:space="preserve"> </w:t>
-      </w:r>
-      <w:r>
-        <w:t xml:space="preserve">— not on the horizontal speed.”</w:t>
-      </w:r>
-    </w:p>
-    <w:p>
-      <w:pPr>
-        <w:pStyle w:val="FirstParagraph"/>
-      </w:pPr>
-      <w:r>
-        <w:t xml:space="preserve">Students then write</w:t>
-      </w:r>
-      <w:r>
-        <w:t xml:space="preserve"> </w:t>
-      </w:r>
-      <w:r>
-        <w:rPr>
-          <w:b/>
-          <w:bCs/>
-        </w:rPr>
-        <w:t xml:space="preserve">two supporting sentences</w:t>
-      </w:r>
-      <w:r>
-        <w:t xml:space="preserve"> </w:t>
-      </w:r>
-      <w:r>
-        <w:t xml:space="preserve">that reference</w:t>
-      </w:r>
-      <w:r>
-        <w:t xml:space="preserve"> </w:t>
-      </w:r>
-      <w:r>
-        <w:rPr>
-          <w:i/>
-          <w:iCs/>
-        </w:rPr>
-        <w:t xml:space="preserve">evidence</w:t>
-      </w:r>
-      <w:r>
-        <w:t xml:space="preserve"> </w:t>
-      </w:r>
-      <w:r>
-        <w:t xml:space="preserve">from the BTC stations and from the MythBusters phenomenon:</w:t>
-      </w:r>
-    </w:p>
-    <w:p>
-      <w:pPr>
-        <w:pStyle w:val="Compact"/>
-        <w:numPr>
-          <w:ilvl w:val="0"/>
-          <w:numId w:val="1008"/>
-        </w:numPr>
-      </w:pPr>
-      <w:r>
-        <w:rPr>
-          <w:i/>
-          <w:iCs/>
-        </w:rPr>
-        <w:t xml:space="preserve">Sentence 2 (evidence):</w:t>
-      </w:r>
-      <w:r>
-        <w:t xml:space="preserve"> </w:t>
-      </w:r>
-      <w:r>
-        <w:t xml:space="preserve">“At Levels 1 and 2 of our station puzzles, the ball took the same time (~1 s) whether it was dropped or rolled off the table at 2 m/s.”</w:t>
-      </w:r>
-    </w:p>
-    <w:p>
-      <w:pPr>
-        <w:pStyle w:val="Compact"/>
-        <w:numPr>
-          <w:ilvl w:val="0"/>
-          <w:numId w:val="1008"/>
-        </w:numPr>
-      </w:pPr>
-      <w:r>
-        <w:rPr>
-          <w:i/>
-          <w:iCs/>
-        </w:rPr>
-        <w:t xml:space="preserve">Sentence 3 (causal mechanism):</w:t>
-      </w:r>
-      <w:r>
-        <w:t xml:space="preserve"> </w:t>
-      </w:r>
-      <w:r>
-        <w:t xml:space="preserve">“This makes sense because gravity acts only vertically; the horizontal velocity has no force pulling it sideways, so the projectile keeps its launch speed in x while gravity pulls it down in y.”</w:t>
-      </w:r>
-    </w:p>
-    <w:p>
-      <w:pPr>
-        <w:pStyle w:val="FirstParagraph"/>
-      </w:pPr>
-      <w:r>
-        <w:t xml:space="preserve">Read three student paragraphs aloud (with permission). Discuss which topic sentence most clearly</w:t>
-      </w:r>
-      <w:r>
-        <w:t xml:space="preserve"> </w:t>
-      </w:r>
-      <w:r>
-        <w:rPr>
-          <w:i/>
-          <w:iCs/>
-        </w:rPr>
-        <w:t xml:space="preserve">previews</w:t>
-      </w:r>
-      <w:r>
-        <w:t xml:space="preserve"> </w:t>
-      </w:r>
-      <w:r>
-        <w:t xml:space="preserve">what the supporting sentences will show.</w:t>
-      </w:r>
-    </w:p>
-    <w:bookmarkEnd w:id="28"/>
-    <w:bookmarkStart w:id="29" w:name="exit-ticket-closing-reflection"/>
-    <w:p>
-      <w:pPr>
-        <w:pStyle w:val="Heading2"/>
-      </w:pPr>
-      <w:r>
-        <w:t xml:space="preserve">Exit Ticket + Closing Reflection</w:t>
-      </w:r>
-    </w:p>
-    <w:p>
-      <w:pPr>
-        <w:pStyle w:val="FirstParagraph"/>
-      </w:pPr>
-      <w:r>
-        <w:t xml:space="preserve">A marble rolls off a 0.80 m high table at 1.5 m/s horizontally. Use g = 9.8 m/s².</w:t>
-      </w:r>
-    </w:p>
-    <w:p>
-      <w:pPr>
-        <w:pStyle w:val="Compact"/>
-        <w:numPr>
-          <w:ilvl w:val="0"/>
-          <w:numId w:val="1009"/>
-        </w:numPr>
-      </w:pPr>
-      <w:r>
-        <w:t xml:space="preserve">How long does the marble take to hit the floor?</w:t>
-      </w:r>
-    </w:p>
-    <w:p>
-      <w:pPr>
-        <w:pStyle w:val="Compact"/>
-        <w:numPr>
-          <w:ilvl w:val="0"/>
-          <w:numId w:val="1009"/>
-        </w:numPr>
-      </w:pPr>
-      <w:r>
-        <w:t xml:space="preserve">How far from the table’s edge does it land?</w:t>
-      </w:r>
-    </w:p>
-    <w:p>
-      <w:pPr>
-        <w:pStyle w:val="Compact"/>
-        <w:numPr>
-          <w:ilvl w:val="0"/>
-          <w:numId w:val="1009"/>
-        </w:numPr>
-      </w:pPr>
-      <w:r>
-        <w:t xml:space="preserve">Write one topic sentence (Hochman style) that captures</w:t>
-      </w:r>
-      <w:r>
-        <w:t xml:space="preserve"> </w:t>
-      </w:r>
-      <w:r>
-        <w:rPr>
-          <w:i/>
-          <w:iCs/>
-        </w:rPr>
-        <w:t xml:space="preserve">why</w:t>
-      </w:r>
-      <w:r>
-        <w:t xml:space="preserve"> </w:t>
-      </w:r>
-      <w:r>
-        <w:t xml:space="preserve">a marble rolling faster horizontally would land further but at the same time.</w:t>
-      </w:r>
-    </w:p>
-    <w:p>
-      <w:pPr>
-        <w:pStyle w:val="FirstParagraph"/>
-      </w:pPr>
-      <w:r>
-        <w:rPr>
-          <w:i/>
-          <w:iCs/>
-        </w:rPr>
-        <w:t xml:space="preserve">Closing reflection (30 sec):</w:t>
-      </w:r>
-      <w:r>
-        <w:t xml:space="preserve"> </w:t>
-      </w:r>
-      <w:r>
-        <w:t xml:space="preserve">What is one thing that surprised you today? Who helped you make sense of something?</w:t>
-      </w:r>
-    </w:p>
-    <w:bookmarkEnd w:id="29"/>
-    <w:bookmarkStart w:id="30" w:name="companion-materials"/>
-    <w:p>
-      <w:pPr>
-        <w:pStyle w:val="Heading2"/>
-      </w:pPr>
-      <w:r>
-        <w:t xml:space="preserve">Companion Materials</w:t>
-      </w:r>
-    </w:p>
-    <w:p>
-      <w:pPr>
-        <w:pStyle w:val="Compact"/>
-        <w:numPr>
-          <w:ilvl w:val="0"/>
-          <w:numId w:val="1010"/>
+          <w:numId w:val="1013"/>
         </w:numPr>
       </w:pPr>
       <w:r>
@@ -2125,7 +2948,7 @@
         <w:t xml:space="preserve"> </w:t>
       </w:r>
       <w:r>
-        <w:t xml:space="preserve">(rich interactive)</w:t>
+        <w:t xml:space="preserve">(rich interactive) — hand to students at start of Phase 2</w:t>
       </w:r>
     </w:p>
     <w:p>
@@ -2133,7 +2956,7 @@
         <w:pStyle w:val="Compact"/>
         <w:numPr>
           <w:ilvl w:val="0"/>
-          <w:numId w:val="1010"/>
+          <w:numId w:val="1013"/>
         </w:numPr>
       </w:pPr>
       <w:r>
@@ -2146,7 +2969,7 @@
         <w:t xml:space="preserve"> </w:t>
       </w:r>
       <w:r>
-        <w:t xml:space="preserve">(OneNote-paste static)</w:t>
+        <w:t xml:space="preserve">(OneNote-paste static) — for distribution via Class Notebook</w:t>
       </w:r>
     </w:p>
     <w:p>
@@ -2154,7 +2977,7 @@
         <w:pStyle w:val="Compact"/>
         <w:numPr>
           <w:ilvl w:val="0"/>
-          <w:numId w:val="1010"/>
+          <w:numId w:val="1013"/>
         </w:numPr>
       </w:pPr>
       <w:r>
@@ -2163,15 +2986,23 @@
         </w:rPr>
         <w:t xml:space="preserve">Answer_Key.docx</w:t>
       </w:r>
-    </w:p>
-    <w:bookmarkEnd w:id="30"/>
-    <w:bookmarkStart w:id="31" w:name="key-vocabulary-max-3"/>
-    <w:p>
-      <w:pPr>
-        <w:pStyle w:val="Heading2"/>
-      </w:pPr>
-      <w:r>
-        <w:t xml:space="preserve">Key Vocabulary (max 3)</w:t>
+      <w:r>
+        <w:t xml:space="preserve"> </w:t>
+      </w:r>
+      <w:r>
+        <w:t xml:space="preserve">— answers to</w:t>
+      </w:r>
+      <w:r>
+        <w:t xml:space="preserve"> </w:t>
+      </w:r>
+      <w:r>
+        <w:t xml:space="preserve">“Make It Make Sense”</w:t>
+      </w:r>
+      <w:r>
+        <w:t xml:space="preserve"> </w:t>
+      </w:r>
+      <w:r>
+        <w:t xml:space="preserve">prompts and the Exit Ticket</w:t>
       </w:r>
     </w:p>
     <w:p>
@@ -2179,7 +3010,36 @@
         <w:pStyle w:val="Compact"/>
         <w:numPr>
           <w:ilvl w:val="0"/>
-          <w:numId w:val="1011"/>
+          <w:numId w:val="1013"/>
+        </w:numPr>
+      </w:pPr>
+      <w:r>
+        <w:t xml:space="preserve">Web edition (live): https://angsta-ed.github.io/physics-kinematics/lessons/08-horizontal-projectile-motion.html</w:t>
+      </w:r>
+    </w:p>
+    <w:p>
+      <w:r>
+        <w:pict>
+          <v:rect style="width:0;height:1.5pt" o:hralign="center" o:hrstd="t" o:hr="t"/>
+        </w:pict>
+      </w:r>
+    </w:p>
+    <w:bookmarkEnd w:id="42"/>
+    <w:bookmarkStart w:id="43" w:name="key-vocabulary-max-3"/>
+    <w:p>
+      <w:pPr>
+        <w:pStyle w:val="Heading2"/>
+      </w:pPr>
+      <w:r>
+        <w:t xml:space="preserve">Key Vocabulary (max 3)</w:t>
+      </w:r>
+    </w:p>
+    <w:p>
+      <w:pPr>
+        <w:pStyle w:val="Compact"/>
+        <w:numPr>
+          <w:ilvl w:val="0"/>
+          <w:numId w:val="1014"/>
         </w:numPr>
       </w:pPr>
       <w:r>
@@ -2201,7 +3061,7 @@
         <w:pStyle w:val="Compact"/>
         <w:numPr>
           <w:ilvl w:val="0"/>
-          <w:numId w:val="1011"/>
+          <w:numId w:val="1014"/>
         </w:numPr>
       </w:pPr>
       <w:r>
@@ -2223,7 +3083,7 @@
         <w:pStyle w:val="Compact"/>
         <w:numPr>
           <w:ilvl w:val="0"/>
-          <w:numId w:val="1011"/>
+          <w:numId w:val="1014"/>
         </w:numPr>
       </w:pPr>
       <w:r>
@@ -2240,8 +3100,8 @@
         <w:t xml:space="preserve">— the horizontal distance from launch point to landing point</w:t>
       </w:r>
     </w:p>
-    <w:bookmarkEnd w:id="31"/>
-    <w:bookmarkEnd w:id="32"/>
+    <w:bookmarkEnd w:id="43"/>
+    <w:bookmarkEnd w:id="44"/>
     <w:sectPr>
       <w:pgSz w:h="15840" w:w="12240"/>
       <w:pgMar w:bottom="1152" w:footer="720" w:gutter="0" w:header="720" w:left="1296" w:right="1296" w:top="1152"/>
@@ -2625,176 +3485,6 @@
       <w:rPr>
         <w:rFonts w:ascii="Wingdings" w:hAnsi="Wingdings" w:cs="Wingdings" w:hint="default"/>
       </w:rPr>
-    </w:lvl>
-  </w:abstractNum>
-  <w:abstractNum w:abstractNumId="99411">
-    <w:nsid w:val="00A99411"/>
-    <w:multiLevelType w:val="multilevel"/>
-    <w:lvl w:ilvl="0">
-      <w:start w:val="1"/>
-      <w:numFmt w:val="decimal"/>
-      <w:lvlText w:val="%1."/>
-      <w:lvlJc w:val="left"/>
-      <w:pPr>
-        <w:ind w:left="720" w:hanging="360"/>
-      </w:pPr>
-    </w:lvl>
-    <w:lvl w:ilvl="1">
-      <w:start w:val="1"/>
-      <w:numFmt w:val="decimal"/>
-      <w:lvlText w:val="%2."/>
-      <w:lvlJc w:val="left"/>
-      <w:pPr>
-        <w:ind w:left="1440" w:hanging="360"/>
-      </w:pPr>
-    </w:lvl>
-    <w:lvl w:ilvl="2">
-      <w:start w:val="1"/>
-      <w:numFmt w:val="decimal"/>
-      <w:lvlText w:val="%3."/>
-      <w:lvlJc w:val="left"/>
-      <w:pPr>
-        <w:ind w:left="2160" w:hanging="360"/>
-      </w:pPr>
-    </w:lvl>
-    <w:lvl w:ilvl="3">
-      <w:start w:val="1"/>
-      <w:numFmt w:val="decimal"/>
-      <w:lvlText w:val="%4."/>
-      <w:lvlJc w:val="left"/>
-      <w:pPr>
-        <w:ind w:left="2880" w:hanging="360"/>
-      </w:pPr>
-    </w:lvl>
-    <w:lvl w:ilvl="4">
-      <w:start w:val="1"/>
-      <w:numFmt w:val="decimal"/>
-      <w:lvlText w:val="%5."/>
-      <w:lvlJc w:val="left"/>
-      <w:pPr>
-        <w:ind w:left="3600" w:hanging="360"/>
-      </w:pPr>
-    </w:lvl>
-    <w:lvl w:ilvl="5">
-      <w:start w:val="1"/>
-      <w:numFmt w:val="decimal"/>
-      <w:lvlText w:val="%6."/>
-      <w:lvlJc w:val="left"/>
-      <w:pPr>
-        <w:ind w:left="4320" w:hanging="360"/>
-      </w:pPr>
-    </w:lvl>
-    <w:lvl w:ilvl="6">
-      <w:start w:val="1"/>
-      <w:numFmt w:val="decimal"/>
-      <w:lvlText w:val="%7."/>
-      <w:lvlJc w:val="left"/>
-      <w:pPr>
-        <w:ind w:left="5040" w:hanging="360"/>
-      </w:pPr>
-    </w:lvl>
-    <w:lvl w:ilvl="7">
-      <w:start w:val="1"/>
-      <w:numFmt w:val="decimal"/>
-      <w:lvlText w:val="%8."/>
-      <w:lvlJc w:val="left"/>
-      <w:pPr>
-        <w:ind w:left="5760" w:hanging="360"/>
-      </w:pPr>
-    </w:lvl>
-    <w:lvl w:ilvl="8">
-      <w:start w:val="1"/>
-      <w:numFmt w:val="decimal"/>
-      <w:lvlText w:val="%9."/>
-      <w:lvlJc w:val="left"/>
-      <w:pPr>
-        <w:ind w:left="6480" w:hanging="360"/>
-      </w:pPr>
-    </w:lvl>
-  </w:abstractNum>
-  <w:abstractNum w:abstractNumId="99731">
-    <w:nsid w:val="00A99731"/>
-    <w:multiLevelType w:val="multilevel"/>
-    <w:lvl w:ilvl="0">
-      <w:start w:val="1"/>
-      <w:numFmt w:val="lowerLetter"/>
-      <w:lvlText w:val="(%1)"/>
-      <w:lvlJc w:val="left"/>
-      <w:pPr>
-        <w:ind w:left="720" w:hanging="360"/>
-      </w:pPr>
-    </w:lvl>
-    <w:lvl w:ilvl="1">
-      <w:start w:val="1"/>
-      <w:numFmt w:val="lowerLetter"/>
-      <w:lvlText w:val="(%2)"/>
-      <w:lvlJc w:val="left"/>
-      <w:pPr>
-        <w:ind w:left="1440" w:hanging="360"/>
-      </w:pPr>
-    </w:lvl>
-    <w:lvl w:ilvl="2">
-      <w:start w:val="1"/>
-      <w:numFmt w:val="lowerLetter"/>
-      <w:lvlText w:val="(%3)"/>
-      <w:lvlJc w:val="left"/>
-      <w:pPr>
-        <w:ind w:left="2160" w:hanging="360"/>
-      </w:pPr>
-    </w:lvl>
-    <w:lvl w:ilvl="3">
-      <w:start w:val="1"/>
-      <w:numFmt w:val="lowerLetter"/>
-      <w:lvlText w:val="(%4)"/>
-      <w:lvlJc w:val="left"/>
-      <w:pPr>
-        <w:ind w:left="2880" w:hanging="360"/>
-      </w:pPr>
-    </w:lvl>
-    <w:lvl w:ilvl="4">
-      <w:start w:val="1"/>
-      <w:numFmt w:val="lowerLetter"/>
-      <w:lvlText w:val="(%5)"/>
-      <w:lvlJc w:val="left"/>
-      <w:pPr>
-        <w:ind w:left="3600" w:hanging="360"/>
-      </w:pPr>
-    </w:lvl>
-    <w:lvl w:ilvl="5">
-      <w:start w:val="1"/>
-      <w:numFmt w:val="lowerLetter"/>
-      <w:lvlText w:val="(%6)"/>
-      <w:lvlJc w:val="left"/>
-      <w:pPr>
-        <w:ind w:left="4320" w:hanging="360"/>
-      </w:pPr>
-    </w:lvl>
-    <w:lvl w:ilvl="6">
-      <w:start w:val="1"/>
-      <w:numFmt w:val="lowerLetter"/>
-      <w:lvlText w:val="(%7)"/>
-      <w:lvlJc w:val="left"/>
-      <w:pPr>
-        <w:ind w:left="5040" w:hanging="360"/>
-      </w:pPr>
-    </w:lvl>
-    <w:lvl w:ilvl="7">
-      <w:start w:val="1"/>
-      <w:numFmt w:val="lowerLetter"/>
-      <w:lvlText w:val="(%8)"/>
-      <w:lvlJc w:val="left"/>
-      <w:pPr>
-        <w:ind w:left="5760" w:hanging="360"/>
-      </w:pPr>
-    </w:lvl>
-    <w:lvl w:ilvl="8">
-      <w:start w:val="1"/>
-      <w:numFmt w:val="lowerLetter"/>
-      <w:lvlText w:val="(%9)"/>
-      <w:lvlJc w:val="left"/>
-      <w:pPr>
-        <w:ind w:left="6480" w:hanging="360"/>
-      </w:pPr>
     </w:lvl>
   </w:abstractNum>
   <w:num w:numId="1">
@@ -2846,72 +3536,27 @@
     <w:abstractNumId w:val="991"/>
   </w:num>
   <w:num w:numId="1007">
-    <w:abstractNumId w:val="99411"/>
-    <w:lvlOverride w:ilvl="0">
-      <w:startOverride w:val="1"/>
-    </w:lvlOverride>
-    <w:lvlOverride w:ilvl="1">
-      <w:startOverride w:val="1"/>
-    </w:lvlOverride>
-    <w:lvlOverride w:ilvl="2">
-      <w:startOverride w:val="1"/>
-    </w:lvlOverride>
-    <w:lvlOverride w:ilvl="3">
-      <w:startOverride w:val="1"/>
-    </w:lvlOverride>
-    <w:lvlOverride w:ilvl="4">
-      <w:startOverride w:val="1"/>
-    </w:lvlOverride>
-    <w:lvlOverride w:ilvl="5">
-      <w:startOverride w:val="1"/>
-    </w:lvlOverride>
-    <w:lvlOverride w:ilvl="6">
-      <w:startOverride w:val="1"/>
-    </w:lvlOverride>
-    <w:lvlOverride w:ilvl="7">
-      <w:startOverride w:val="1"/>
-    </w:lvlOverride>
-    <w:lvlOverride w:ilvl="8">
-      <w:startOverride w:val="1"/>
-    </w:lvlOverride>
+    <w:abstractNumId w:val="991"/>
   </w:num>
   <w:num w:numId="1008">
     <w:abstractNumId w:val="991"/>
   </w:num>
   <w:num w:numId="1009">
-    <w:abstractNumId w:val="99731"/>
-    <w:lvlOverride w:ilvl="0">
-      <w:startOverride w:val="1"/>
-    </w:lvlOverride>
-    <w:lvlOverride w:ilvl="1">
-      <w:startOverride w:val="1"/>
-    </w:lvlOverride>
-    <w:lvlOverride w:ilvl="2">
-      <w:startOverride w:val="1"/>
-    </w:lvlOverride>
-    <w:lvlOverride w:ilvl="3">
-      <w:startOverride w:val="1"/>
-    </w:lvlOverride>
-    <w:lvlOverride w:ilvl="4">
-      <w:startOverride w:val="1"/>
-    </w:lvlOverride>
-    <w:lvlOverride w:ilvl="5">
-      <w:startOverride w:val="1"/>
-    </w:lvlOverride>
-    <w:lvlOverride w:ilvl="6">
-      <w:startOverride w:val="1"/>
-    </w:lvlOverride>
-    <w:lvlOverride w:ilvl="7">
-      <w:startOverride w:val="1"/>
-    </w:lvlOverride>
-    <w:lvlOverride w:ilvl="8">
-      <w:startOverride w:val="1"/>
-    </w:lvlOverride>
+    <w:abstractNumId w:val="991"/>
   </w:num>
   <w:num w:numId="1010">
     <w:abstractNumId w:val="991"/>
   </w:num>
   <w:num w:numId="1011">
+    <w:abstractNumId w:val="991"/>
+  </w:num>
+  <w:num w:numId="1012">
+    <w:abstractNumId w:val="991"/>
+  </w:num>
+  <w:num w:numId="1013">
+    <w:abstractNumId w:val="991"/>
+  </w:num>
+  <w:num w:numId="1014">
     <w:abstractNumId w:val="991"/>
   </w:num>
 </w:numbering>
